--- a/灵感库/2026-09-19-痤疮的免疫-代谢轴与屏障修护.docx
+++ b/灵感库/2026-09-19-痤疮的免疫-代谢轴与屏障修护.docx
@@ -42,7 +42,7 @@
                 <w:color w:val="BDD7EE"/>
                 <w:sz w:val="25"/>
               </w:rPr>
-              <w:t>从 C. acnes–皮脂–屏障三角到双视角配方落地（每日学习 #8）</w:t>
+              <w:t>每日系统学习 #8/15 · 2026-09-19 · 化妆品研发 × 产品双视角 · 灵感库素材（待你阅读后「加工」入 Topics）</w:t>
             </w:r>
           </w:p>
           <w:p>
@@ -55,12 +55,51 @@
                 <w:color w:val="D9D9D9"/>
                 <w:sz w:val="19"/>
               </w:rPr>
-              <w:t>datetopicperspective</w:t>
+              <w:t>主题轮换第 8 篇 · 与前 7 篇（神经美容/医美术后/PLLA/屏障神经酰胺/透皮递送/光老化/黑色素）不重复 · 信源含 MDPI/Cochrane/PMC/JDD 综述与 RCT + NMPA 法规 + 2026 微生态趋势</w:t>
             </w:r>
           </w:p>
         </w:tc>
       </w:tr>
     </w:tbl>
+    <w:p>
+      <w:pPr>
+        <w:jc w:val="center"/>
+      </w:pPr>
+      <w:r>
+        <w:drawing>
+          <wp:inline xmlns:a="http://schemas.openxmlformats.org/drawingml/2006/main" xmlns:pic="http://schemas.openxmlformats.org/drawingml/2006/picture">
+            <wp:extent cx="5120640" cy="3503596"/>
+            <wp:docPr id="1" name="Picture 1"/>
+            <wp:cNvGraphicFramePr>
+              <a:graphicFrameLocks noChangeAspect="1"/>
+            </wp:cNvGraphicFramePr>
+            <a:graphic>
+              <a:graphicData uri="http://schemas.openxmlformats.org/drawingml/2006/picture">
+                <pic:pic>
+                  <pic:nvPicPr>
+                    <pic:cNvPr id="0" name="2026-09-19-acne-immune-metabolic-cover.png"/>
+                    <pic:cNvPicPr/>
+                  </pic:nvPicPr>
+                  <pic:blipFill>
+                    <a:blip r:embed="rId9"/>
+                    <a:stretch>
+                      <a:fillRect/>
+                    </a:stretch>
+                  </pic:blipFill>
+                  <pic:spPr>
+                    <a:xfrm>
+                      <a:off x="0" y="0"/>
+                      <a:ext cx="5120640" cy="3503596"/>
+                    </a:xfrm>
+                    <a:prstGeom prst="rect"/>
+                  </pic:spPr>
+                </pic:pic>
+              </a:graphicData>
+            </a:graphic>
+          </wp:inline>
+        </w:drawing>
+      </w:r>
+    </w:p>
     <w:p>
       <w:pPr>
         <w:spacing w:after="40"/>
@@ -93,14 +132,55 @@
                 <w:color w:val="2E75B6"/>
                 <w:sz w:val="23"/>
               </w:rPr>
-              <w:t>一句话结论（双视角）：</w:t>
+              <w:t>工程师视角：</w:t>
             </w:r>
             <w:r>
               <w:rPr>
                 <w:rFonts w:ascii="微软雅黑" w:hAnsi="微软雅黑" w:eastAsia="微软雅黑"/>
                 <w:sz w:val="21"/>
               </w:rPr>
-              <w:t>痤疮不再是单纯的「出油多」，而是皮脂（质+量）→ C. acnes 菌株功能失调 → 先天/适应免疫激活 → 屏障破损 的正反馈环。工程师要同时控油、疏通、抗炎、修护屏障四件事一起做；产品经理要讲清「屏障友好型祛痘」的差异化，而非「杀菌神话」。</w:t>
+              <w:t>痤疮不是「油多堵住了」这么简单，它是毛囊皮脂腺单位（PSU）的慢性炎症性疾病，由四条链路互相喂养：①代谢轴（胰岛素/IGF-1 → PI3K/AKT → mTORC1↑、FoxO1 核转出 → SREBP-1↑ → 皮脂腺从头脂质合成 DNL 暴增）；②脂质质量崩坏（不只是量多，而是角鲨烯被氧化成 SQOX、游离棕榈酸升高，这两个才是「致粉刺 + 促炎」的真凶）；③免疫轴（皮脂↑导致毛囊缺氧 → C. acnes IA1 型生物膜优势 → TLR2/4 → NF-κB + NLRP3 炎症小体 → IL-1β/IL-6/IL-8 → Th17 极化）；④屏障崩溃（神经酰胺↓、TEWL↑、S. epidermidis↓）。四者首尾相接形成闭环——这就是为什么「只控油+杀菌」的产品永远在复发。</w:t>
+            </w:r>
+          </w:p>
+        </w:tc>
+      </w:tr>
+    </w:tbl>
+    <w:p/>
+    <w:tbl>
+      <w:tblPr>
+        <w:tblW w:type="auto" w:w="0"/>
+        <w:jc w:val="center"/>
+        <w:tblLook w:firstColumn="1" w:firstRow="1" w:lastColumn="0" w:lastRow="0" w:noHBand="0" w:noVBand="1" w:val="04A0"/>
+      </w:tblPr>
+      <w:tblGrid>
+        <w:gridCol w:w="9792"/>
+      </w:tblGrid>
+      <w:tr>
+        <w:tc>
+          <w:tcPr>
+            <w:tcW w:type="dxa" w:w="9792"/>
+            <w:shd w:val="clear" w:color="auto" w:fill="FDF0E4"/>
+            <w:tcBorders>
+              <w:left w:val="single" w:sz="24" w:space="0" w:color="C86A1E"/>
+            </w:tcBorders>
+          </w:tcPr>
+          <w:p>
+            <w:r/>
+            <w:r>
+              <w:rPr>
+                <w:rFonts w:ascii="微软雅黑" w:hAnsi="微软雅黑" w:eastAsia="微软雅黑"/>
+                <w:b/>
+                <w:color w:val="C86A1E"/>
+                <w:sz w:val="23"/>
+              </w:rPr>
+              <w:t>产品经理视角：</w:t>
+            </w:r>
+            <w:r>
+              <w:rPr>
+                <w:rFonts w:ascii="微软雅黑" w:hAnsi="微软雅黑" w:eastAsia="微软雅黑"/>
+                <w:sz w:val="21"/>
+              </w:rPr>
+              <w:t>痤疮是全球影响约 20.5% 人群、青少年患病率高达 28.3% 的超级赛道，2024 年全球市场规模约 116 亿美元、预计 2032 年达 175 亿美元。但消费者的痛点已经从「把痘按下去」变成「别让皮肤越祛越敏」：Google 搜索 acne scar treatment 同比 +32%、hormonal acne +28%，而 2026 年新品的共同语言是「屏障友好 BHA」「壬二酸主流化」「后生元微生态」「成人荷尔蒙痤疮」。一句话：谁能让消费者「痘痘在退，皮肤在变好」，谁就赢。</w:t>
             </w:r>
           </w:p>
         </w:tc>
@@ -118,7 +198,7 @@
           <w:color w:val="1F3A5F"/>
           <w:sz w:val="28"/>
         </w:rPr>
-        <w:t>一、机理：皮脂–菌群–炎症–屏障四元轴</w:t>
+        <w:t>一、代谢轴：从一口奶茶到一颗痘的信号瀑布</w:t>
       </w:r>
     </w:p>
     <w:p>
@@ -130,7 +210,7 @@
           <w:rFonts w:ascii="微软雅黑" w:hAnsi="微软雅黑" w:eastAsia="微软雅黑"/>
           <w:sz w:val="22"/>
         </w:rPr>
-        <w:t>经典四要素（皮脂过度分泌、毛囊角化过度、C. acnes 增殖、炎症）仍在，但 2023–2026 的综述把重心从「细菌数量」转向「皮脂成分改变 + 菌株功能失调 + 屏障破损」。</w:t>
+        <w:t>经典教科书讲痤疮四大环节（皮脂过多、毛囊角化异常、C. acnes 增殖、炎症），但近十年最有价值的突破在于：这四大环节共享同一个上游开关——营养感应激酶 mTORC1。高升糖指数（GI&gt;55）食物与牛奶/乳制品（富含支链氨基酸 BCAAs）→ 餐后胰岛素↑、IGF-1↑ → 激活 PI3K/AKT → FoxO1 被磷酸化后从细胞核转出，失去「刹车」功能 → mTORC1 解抑制 → 上调 SREBP-1 与 PPARγ → 皮脂腺从头脂质合成（DNL）全开。</w:t>
       </w:r>
     </w:p>
     <w:p>
@@ -143,7 +223,7 @@
           <w:rFonts w:ascii="微软雅黑" w:hAnsi="微软雅黑" w:eastAsia="微软雅黑"/>
           <w:sz w:val="21"/>
         </w:rPr>
-        <w:t>皮脂质变先于量变：痤疮皮脂中「亚油酸↓、角鲨烯过氧化↑」。过氧化角鲨烯经 LOX/NF-κB/IL-6 直接促粉刺与炎症；内源 VitE 减少加剧氧化应激。</w:t>
+        <w:t>最硬的佐证：Laron 综合征（先天性 IGF-1 缺陷）患者终生不患痤疮；反之痤疮患者血清与表皮 IGF-1 显著升高。这条流行病学证据几乎钉死了 IGF-1 的因果地位。</w:t>
       </w:r>
     </w:p>
     <w:p>
@@ -156,7 +236,7 @@
           <w:rFonts w:ascii="微软雅黑" w:hAnsi="微软雅黑" w:eastAsia="微软雅黑"/>
           <w:sz w:val="21"/>
         </w:rPr>
-        <w:t>雄激素旁分泌：皮脂腺是雄激素受体（AR）的 intracrine site，睾酮/DHT 叠加局部 IGF-1/PI3K-Akt-mTORC1 信号放大脂质合成——这是外用 AR 抑制剂与低 GI 生活方式干预的理论基础。</w:t>
+        <w:t>IGF-1 还会横向加码：促进性腺 DHEA-S 合成、诱导睾酮经 5α-还原酶转为二氢睾酮（DHT）、抑制 IGFBP-1/3 与 SHBG 从而提高 IGF-1 与雄激素的游离比例。这就是痤疮路径的两条并行「油门」：IGF-1 轴与雄激素/AR 轴。</w:t>
       </w:r>
     </w:p>
     <w:p>
@@ -169,7 +249,223 @@
           <w:rFonts w:ascii="微软雅黑" w:hAnsi="微软雅黑" w:eastAsia="微软雅黑"/>
           <w:sz w:val="21"/>
         </w:rPr>
-        <w:t>C. acnes 触发免疫：并非数量增多，而是菌株毒力/转录活性改变。经 TLR2/TLR4–CD14、PAR-2 识别 → NF-κB/AP-1 → NLRP3 炎症小体成熟 IL-1β；并偏倚 CD4+ T 向 Th17/IL-17 优势。</w:t>
+        <w:t>未成熟皮脂细胞表达更高水平的胰岛素受体与 IGF1R，AKT/mTOR 信号更敏感——所以「反应异常」而非单纯「刺激过强」，可能才是皮肤过度出油的本质。</w:t>
+      </w:r>
+    </w:p>
+    <w:tbl>
+      <w:tblPr>
+        <w:tblW w:type="auto" w:w="0"/>
+        <w:jc w:val="center"/>
+        <w:tblLook w:firstColumn="1" w:firstRow="1" w:lastColumn="0" w:lastRow="0" w:noHBand="0" w:noVBand="1" w:val="04A0"/>
+      </w:tblPr>
+      <w:tblGrid>
+        <w:gridCol w:w="9792"/>
+      </w:tblGrid>
+      <w:tr>
+        <w:tc>
+          <w:tcPr>
+            <w:tcW w:type="dxa" w:w="9792"/>
+            <w:shd w:val="clear" w:color="auto" w:fill="EAF2F8"/>
+            <w:tcBorders>
+              <w:left w:val="single" w:sz="24" w:space="0" w:color="2E75B6"/>
+            </w:tcBorders>
+          </w:tcPr>
+          <w:p>
+            <w:r/>
+            <w:r>
+              <w:rPr>
+                <w:rFonts w:ascii="微软雅黑" w:hAnsi="微软雅黑" w:eastAsia="微软雅黑"/>
+                <w:b/>
+                <w:color w:val="2E75B6"/>
+                <w:sz w:val="23"/>
+              </w:rPr>
+              <w:t>工程师视角：</w:t>
+            </w:r>
+            <w:r>
+              <w:rPr>
+                <w:rFonts w:ascii="微软雅黑" w:hAnsi="微软雅黑" w:eastAsia="微软雅黑"/>
+                <w:sz w:val="21"/>
+              </w:rPr>
+              <w:t>别只盯着「减少皮脂分泌量」，更要盯「改善皮脂质量（dysseborrhea）」。SREBP-1 上调 Δ6-去饱和酶与硬脂酰-CoA 去饱和酶，把棕榈酸转成棕榈油酸/单不饱和脂肪酸，同时大量泵出角鲨烯——正是这些「成分变了」的皮脂，成了下一环节炎症与粉刺的燃料。</w:t>
+            </w:r>
+          </w:p>
+        </w:tc>
+      </w:tr>
+    </w:tbl>
+    <w:p/>
+    <w:tbl>
+      <w:tblPr>
+        <w:tblW w:type="auto" w:w="0"/>
+        <w:jc w:val="center"/>
+        <w:tblLook w:firstColumn="1" w:firstRow="1" w:lastColumn="0" w:lastRow="0" w:noHBand="0" w:noVBand="1" w:val="04A0"/>
+      </w:tblPr>
+      <w:tblGrid>
+        <w:gridCol w:w="9792"/>
+      </w:tblGrid>
+      <w:tr>
+        <w:tc>
+          <w:tcPr>
+            <w:tcW w:type="dxa" w:w="9792"/>
+            <w:shd w:val="clear" w:color="auto" w:fill="FDF0E4"/>
+            <w:tcBorders>
+              <w:left w:val="single" w:sz="24" w:space="0" w:color="C86A1E"/>
+            </w:tcBorders>
+          </w:tcPr>
+          <w:p>
+            <w:r/>
+            <w:r>
+              <w:rPr>
+                <w:rFonts w:ascii="微软雅黑" w:hAnsi="微软雅黑" w:eastAsia="微软雅黑"/>
+                <w:b/>
+                <w:color w:val="C86A1E"/>
+                <w:sz w:val="23"/>
+              </w:rPr>
+              <w:t>产品经理视角：</w:t>
+            </w:r>
+            <w:r>
+              <w:rPr>
+                <w:rFonts w:ascii="微软雅黑" w:hAnsi="微软雅黑" w:eastAsia="微软雅黑"/>
+                <w:sz w:val="21"/>
+              </w:rPr>
+              <w:t>「控糖少奶」第一次有了分子级的解释，是可以做成消费者内容的：低 GI 饮食干预已被证明能改善胰岛素敏感性、降低特征性的 sapienic acid（棕榈油酸），并伴随痤疮严重度下降。不要把食谱说成「治疗」，但完全可以做「生活方式建议 + 产品配合」的双轨叙事。</w:t>
+            </w:r>
+          </w:p>
+        </w:tc>
+      </w:tr>
+    </w:tbl>
+    <w:p/>
+    <w:p>
+      <w:pPr>
+        <w:spacing w:before="220" w:after="80"/>
+      </w:pPr>
+      <w:r>
+        <w:rPr>
+          <w:rFonts w:ascii="微软雅黑" w:hAnsi="微软雅黑" w:eastAsia="微软雅黑"/>
+          <w:b/>
+          <w:color w:val="1F3A5F"/>
+          <w:sz w:val="28"/>
+        </w:rPr>
+        <w:t>二、脂质过氧化：被忽略很久的「第一步」</w:t>
+      </w:r>
+    </w:p>
+    <w:p>
+      <w:pPr>
+        <w:spacing w:after="140" w:line="336" w:lineRule="auto"/>
+      </w:pPr>
+      <w:r>
+        <w:rPr>
+          <w:rFonts w:ascii="微软雅黑" w:hAnsi="微软雅黑" w:eastAsia="微软雅黑"/>
+          <w:sz w:val="22"/>
+        </w:rPr>
+        <w:t>皮脂正常组成约为甘油三酯 57.5%、蜡酯 26%、角鲨烯 12%、胆固醇类 4%。角鲨烯是这个体系里最脆弱的一环——它含多个双键，极易被臭氧、长波紫外、烟草烟雾氧化为角鲨烯单氢过氧化物（SQOX）。动物实验证实：用辐照过的角鲨烯涂抹兔耳可直接诱发粉刺，且过氧化程度与粉刺大小正相关；而饱和态的角鲨烷几乎不致粉刺。更下游的机制上，SQOX 会刺激角质形成细胞增殖、上调脂氧合酶（5-LOX）活性、诱导 PPAR 表达，并放大 IL-1α 等促炎因子——它与游离棕榈酸一起，把「代谢异常」翻译成「炎症与角化」。</w:t>
+      </w:r>
+    </w:p>
+    <w:tbl>
+      <w:tblPr>
+        <w:tblW w:type="auto" w:w="0"/>
+        <w:jc w:val="center"/>
+        <w:tblLook w:firstColumn="1" w:firstRow="1" w:lastColumn="0" w:lastRow="0" w:noHBand="0" w:noVBand="1" w:val="04A0"/>
+      </w:tblPr>
+      <w:tblGrid>
+        <w:gridCol w:w="9792"/>
+      </w:tblGrid>
+      <w:tr>
+        <w:tc>
+          <w:tcPr>
+            <w:tcW w:type="dxa" w:w="9792"/>
+            <w:shd w:val="clear" w:color="auto" w:fill="EAF2F8"/>
+            <w:tcBorders>
+              <w:left w:val="single" w:sz="24" w:space="0" w:color="2E75B6"/>
+            </w:tcBorders>
+          </w:tcPr>
+          <w:p>
+            <w:r/>
+            <w:r>
+              <w:rPr>
+                <w:rFonts w:ascii="微软雅黑" w:hAnsi="微软雅黑" w:eastAsia="微软雅黑"/>
+                <w:b/>
+                <w:color w:val="2E75B6"/>
+                <w:sz w:val="23"/>
+              </w:rPr>
+              <w:t>工程师视角：</w:t>
+            </w:r>
+            <w:r>
+              <w:rPr>
+                <w:rFonts w:ascii="微软雅黑" w:hAnsi="微软雅黑" w:eastAsia="微软雅黑"/>
+                <w:sz w:val="21"/>
+              </w:rPr>
+              <w:t>关键临床证据（Capitanio 2014, JEADV）：18 例轻度粉刺性痤疮（MCA）对比 10 例健康人，皮脂分泌率（SER）与角鲨烯浓度两组无显著差异，但脂质过氧化（LPO）与氧化角鲨烯百分比（SQOX）显著升高，皮损区角质层 IL-1α 显著高于非皮损区。用 RetinSphere + 维生素 E 配方治疗 4 周后，SER 未变而 LPO/SQOX 显著下降，IL-1α 回落至非皮损水平，镜下毛囊角化减少。结论极直接：起作用的是「抗氧化 + 抗角化」，而不是「减少出油」。维生素 E 也因此不只是抗氧化剂，它本身随皮脂共分泌，是皮表的天然防护。</w:t>
+            </w:r>
+          </w:p>
+        </w:tc>
+      </w:tr>
+    </w:tbl>
+    <w:p/>
+    <w:tbl>
+      <w:tblPr>
+        <w:tblW w:type="auto" w:w="0"/>
+        <w:jc w:val="center"/>
+        <w:tblLook w:firstColumn="1" w:firstRow="1" w:lastColumn="0" w:lastRow="0" w:noHBand="0" w:noVBand="1" w:val="04A0"/>
+      </w:tblPr>
+      <w:tblGrid>
+        <w:gridCol w:w="9792"/>
+      </w:tblGrid>
+      <w:tr>
+        <w:tc>
+          <w:tcPr>
+            <w:tcW w:type="dxa" w:w="9792"/>
+            <w:shd w:val="clear" w:color="auto" w:fill="FDF0E4"/>
+            <w:tcBorders>
+              <w:left w:val="single" w:sz="24" w:space="0" w:color="C86A1E"/>
+            </w:tcBorders>
+          </w:tcPr>
+          <w:p>
+            <w:r/>
+            <w:r>
+              <w:rPr>
+                <w:rFonts w:ascii="微软雅黑" w:hAnsi="微软雅黑" w:eastAsia="微软雅黑"/>
+                <w:b/>
+                <w:color w:val="C86A1E"/>
+                <w:sz w:val="23"/>
+              </w:rPr>
+              <w:t>产品经理视角：</w:t>
+            </w:r>
+            <w:r>
+              <w:rPr>
+                <w:rFonts w:ascii="微软雅黑" w:hAnsi="微软雅黑" w:eastAsia="微软雅黑"/>
+                <w:sz w:val="21"/>
+              </w:rPr>
+              <w:t>这一节是产品叙事的金矿：我们可以诚实地说「问题不在你出油太多，而在油被氧化变质了」，从而把「维生素 E / 抗氧化」从边缘配角变成痘后淡印方案的主线之一。这类「重构问题定义」的说法，比再喊一遍控油更能建立专业感。</w:t>
+            </w:r>
+          </w:p>
+        </w:tc>
+      </w:tr>
+    </w:tbl>
+    <w:p/>
+    <w:p>
+      <w:pPr>
+        <w:spacing w:before="220" w:after="80"/>
+      </w:pPr>
+      <w:r>
+        <w:rPr>
+          <w:rFonts w:ascii="微软雅黑" w:hAnsi="微软雅黑" w:eastAsia="微软雅黑"/>
+          <w:b/>
+          <w:color w:val="1F3A5F"/>
+          <w:sz w:val="28"/>
+        </w:rPr>
+        <w:t>三、免疫轴：不是「菌多了」，而是「菌变坏了」</w:t>
+      </w:r>
+    </w:p>
+    <w:p>
+      <w:pPr>
+        <w:spacing w:after="140" w:line="336" w:lineRule="auto"/>
+      </w:pPr>
+      <w:r>
+        <w:rPr>
+          <w:rFonts w:ascii="微软雅黑" w:hAnsi="微软雅黑" w:eastAsia="微软雅黑"/>
+          <w:sz w:val="22"/>
+        </w:rPr>
+        <w:t>过去认为 C. acnes（痤疮丙酸杆菌）数量增加导致痤疮，但现在证据更精确：痤疮皮肤与健康皮肤的 C. acnes 总丰度并无显著差异，真正的区别在系统发育型的多样性与分布——健康皮肤以 IB、II 型为主，而痤疮皮损中 IA1 型高度富集（报道可达 84.4%，背部甚至 95.6%），且随病情加重多样性递减。IA1 型不仅毒力强，还拥有最强的生物膜形成能力并分泌胞外多糖，把角质细胞黏成团推动粉刺成熟；同时其脂肪酶活性高，把皮脂甘油三酯水解为游离棕榈酸与油酸。</w:t>
       </w:r>
     </w:p>
     <w:p>
@@ -182,7 +478,7 @@
           <w:rFonts w:ascii="微软雅黑" w:hAnsi="微软雅黑" w:eastAsia="微软雅黑"/>
           <w:sz w:val="21"/>
         </w:rPr>
-        <w:t>神经肽放大：压力经 CRH-R2、P 物质（SP）受体促皮脂腺细胞释放 IL-6/IL-8/IL-1，解释了「熬夜爆痘」的神经内分泌通路。</w:t>
+        <w:t>游离棕榈酸作为「危险信号」结合 TLR2，激活 NLRP3 炎症小体 → caspase-1 剪切 pro-IL-1β → 成熟 IL-1β 释放，并驱动 Th17 分化与 IL-17 通路；油酸则通过 IL-1α 刺激角质细胞增殖与角化过度、促进 C. acnes 黏附。</w:t>
       </w:r>
     </w:p>
     <w:p>
@@ -195,21 +491,7 @@
           <w:rFonts w:ascii="微软雅黑" w:hAnsi="微软雅黑" w:eastAsia="微软雅黑"/>
           <w:sz w:val="21"/>
         </w:rPr>
-        <w:t>屏障是共同分母：痤疮皮损 TEWL↑、pH↑，desmoglein-1、occludin、claudin-1 等结构蛋白表达↓；IL-1β/IL-17/TNF-α 直接破坏紧密连接。</w:t>
-      </w:r>
-    </w:p>
-    <w:p>
-      <w:pPr>
-        <w:spacing w:before="220" w:after="80"/>
-      </w:pPr>
-      <w:r>
-        <w:rPr>
-          <w:rFonts w:ascii="微软雅黑" w:hAnsi="微软雅黑" w:eastAsia="微软雅黑"/>
-          <w:b/>
-          <w:color w:val="1F3A5F"/>
-          <w:sz w:val="28"/>
-        </w:rPr>
-        <w:t>二、前沿证据（2023–2026）</w:t>
+        <w:t>IL-6、IL-8 经 TLR2/TLR4 依赖通路由皮脂细胞分泌，招募中性粒细胞释放溶酶体酶，最终导致毛囊壁破裂 — 这就是丘疹脓疱与后期瘢痕的组织学起点。</w:t>
       </w:r>
     </w:p>
     <w:p>
@@ -222,7 +504,7 @@
           <w:rFonts w:ascii="微软雅黑" w:hAnsi="微软雅黑" w:eastAsia="微软雅黑"/>
           <w:sz w:val="21"/>
         </w:rPr>
-        <w:t>MDPI 2026 综述：单细胞+空间转录组揭示紧邻皮脂腺的 TREM2+ 巨噬细胞被角鲨烯诱导、且削弱对 C. acnes 的氧化杀菌——把「皮脂-免疫」在空间上连起来。</w:t>
+        <w:t>反向调节者 S. epidermidis（表皮葡萄球菌）在痤疮皮肤中丰度下降。它三重护驾：甘油发酵抑制 C. acnes、分泌鞘磷脂酶促角质形成细胞合成神经酰胺并降低 TEWL、产生抗菌肽（epidermin、脂磷壁酸）限制致病菌定植。</w:t>
       </w:r>
     </w:p>
     <w:p>
@@ -235,22 +517,91 @@
           <w:rFonts w:ascii="微软雅黑" w:hAnsi="微软雅黑" w:eastAsia="微软雅黑"/>
           <w:sz w:val="21"/>
         </w:rPr>
-        <w:t>Frontiers 2023 综述：指出免疫事件先于毛囊角化异常，纠正「先堵后炎」的旧叙事；并系统梳理神经肽通路（TRPV1 直接证据仍有限）。</w:t>
+        <w:t>另一个常被忽略的事实：皮脂腺本身就是先天免疫器官。油酸、棕榈油酸等游离脂肪酸具备直接抗菌活性，皮脂细胞还可在 TLR 调控下分泌 β-防御素 1/2——这是一条与微生物数量无关的「脂质杀菌」防线，也解释了为什么过度去脂反而更容易造成菌群失衡。</w:t>
       </w:r>
     </w:p>
-    <w:p>
-      <w:pPr>
-        <w:pStyle w:val="ListBullet"/>
-        <w:spacing w:after="60" w:line="312" w:lineRule="auto"/>
-      </w:pPr>
-      <w:r>
-        <w:rPr>
-          <w:rFonts w:ascii="微软雅黑" w:hAnsi="微软雅黑" w:eastAsia="微软雅黑"/>
-          <w:sz w:val="21"/>
-        </w:rPr>
-        <w:t>临床共识：维A酸、过氧化苯甲酰常致 TEWL↑、干燥刺激，主动屏障支持（神经酰胺、烟酰胺）应作为痤疮管理的必备组成，而非美容附加。</w:t>
-      </w:r>
-    </w:p>
+    <w:tbl>
+      <w:tblPr>
+        <w:tblW w:type="auto" w:w="0"/>
+        <w:jc w:val="center"/>
+        <w:tblLook w:firstColumn="1" w:firstRow="1" w:lastColumn="0" w:lastRow="0" w:noHBand="0" w:noVBand="1" w:val="04A0"/>
+      </w:tblPr>
+      <w:tblGrid>
+        <w:gridCol w:w="9792"/>
+      </w:tblGrid>
+      <w:tr>
+        <w:tc>
+          <w:tcPr>
+            <w:tcW w:type="dxa" w:w="9792"/>
+            <w:shd w:val="clear" w:color="auto" w:fill="EAF2F8"/>
+            <w:tcBorders>
+              <w:left w:val="single" w:sz="24" w:space="0" w:color="2E75B6"/>
+            </w:tcBorders>
+          </w:tcPr>
+          <w:p>
+            <w:r/>
+            <w:r>
+              <w:rPr>
+                <w:rFonts w:ascii="微软雅黑" w:hAnsi="微软雅黑" w:eastAsia="微软雅黑"/>
+                <w:b/>
+                <w:color w:val="2E75B6"/>
+                <w:sz w:val="23"/>
+              </w:rPr>
+              <w:t>工程师视角：</w:t>
+            </w:r>
+            <w:r>
+              <w:rPr>
+                <w:rFonts w:ascii="微软雅黑" w:hAnsi="微软雅黑" w:eastAsia="微软雅黑"/>
+                <w:sz w:val="21"/>
+              </w:rPr>
+              <w:t>把上面这套逻辑翻到配方语言：有效干预必须同时触及「菌/生物膜」「 TLR2-NLRP3-IL-1β 轴」「S. epidermidis 侧的有益菌比重」三件事。单用广谱杀菌（抗生素外用、高浓度泊洛沙姆类消毒）短期见效但会进一步压低 S. epidermidis，长期反而破坏生态——这正是「抗痘后更敏更干、越来越油」的技术归因。</w:t>
+            </w:r>
+          </w:p>
+        </w:tc>
+      </w:tr>
+    </w:tbl>
+    <w:p/>
+    <w:tbl>
+      <w:tblPr>
+        <w:tblW w:type="auto" w:w="0"/>
+        <w:jc w:val="center"/>
+        <w:tblLook w:firstColumn="1" w:firstRow="1" w:lastColumn="0" w:lastRow="0" w:noHBand="0" w:noVBand="1" w:val="04A0"/>
+      </w:tblPr>
+      <w:tblGrid>
+        <w:gridCol w:w="9792"/>
+      </w:tblGrid>
+      <w:tr>
+        <w:tc>
+          <w:tcPr>
+            <w:tcW w:type="dxa" w:w="9792"/>
+            <w:shd w:val="clear" w:color="auto" w:fill="FDF0E4"/>
+            <w:tcBorders>
+              <w:left w:val="single" w:sz="24" w:space="0" w:color="C86A1E"/>
+            </w:tcBorders>
+          </w:tcPr>
+          <w:p>
+            <w:r/>
+            <w:r>
+              <w:rPr>
+                <w:rFonts w:ascii="微软雅黑" w:hAnsi="微软雅黑" w:eastAsia="微软雅黑"/>
+                <w:b/>
+                <w:color w:val="C86A1E"/>
+                <w:sz w:val="23"/>
+              </w:rPr>
+              <w:t>产品经理视角：</w:t>
+            </w:r>
+            <w:r>
+              <w:rPr>
+                <w:rFonts w:ascii="微软雅黑" w:hAnsi="微软雅黑" w:eastAsia="微软雅黑"/>
+                <w:sz w:val="21"/>
+              </w:rPr>
+              <w:t>消费者听得懂的版本：皮肤表面有不打架的好菌和坏菌，好菌负责帮你造「皮肤砖墙的水泥」——神经酰胺。一味猛杀菌，好菌也死，砖墙垮了，痘就更难好。这就是「微生态护肤」能立住的科学内核，而不是营销词。</w:t>
+            </w:r>
+          </w:p>
+        </w:tc>
+      </w:tr>
+    </w:tbl>
+    <w:p/>
     <w:p>
       <w:pPr>
         <w:spacing w:before="220" w:after="80"/>
@@ -262,7 +613,126 @@
           <w:color w:val="1F3A5F"/>
           <w:sz w:val="28"/>
         </w:rPr>
-        <w:t>三、靶点→原料→添加量→配伍（工程师落地表）</w:t>
+        <w:t>四、屏障：不是配角，它决定了疗效上限</w:t>
+      </w:r>
+    </w:p>
+    <w:p>
+      <w:pPr>
+        <w:spacing w:after="140" w:line="336" w:lineRule="auto"/>
+      </w:pPr>
+      <w:r>
+        <w:rPr>
+          <w:rFonts w:ascii="微软雅黑" w:hAnsi="微软雅黑" w:eastAsia="微软雅黑"/>
+          <w:sz w:val="22"/>
+        </w:rPr>
+        <w:t>早在 1995 年，Yamamoto 就发现日本痤疮患者即使在轻度期也有 TEWL 升高与神经酰胺降低，且两者相关，提示「神经酰胺合成功能障碍 → 毛囊角化异常 → 粉刺形成」是一条真实存在的路径。2022 年 Zhou 等（Clin Cosmet Investig Dermatol，74 例痤疮 vs 19 例健康人）进一步证明：痤疮患者 TEWL、pH、皮脂、卟啉、红斑面积均显著升高，而菌群多样性（Shannon/Simpson 指数）显著下降，且随痤疮分级加重而递减；TEWL 与皮脂量又与菌群多样性呈负相关。屏障损伤与菌群失调是共存的。</w:t>
+      </w:r>
+    </w:p>
+    <w:tbl>
+      <w:tblPr>
+        <w:tblW w:type="auto" w:w="0"/>
+        <w:jc w:val="center"/>
+        <w:tblLook w:firstColumn="1" w:firstRow="1" w:lastColumn="0" w:lastRow="0" w:noHBand="0" w:noVBand="1" w:val="04A0"/>
+      </w:tblPr>
+      <w:tblGrid>
+        <w:gridCol w:w="9792"/>
+      </w:tblGrid>
+      <w:tr>
+        <w:tc>
+          <w:tcPr>
+            <w:tcW w:type="dxa" w:w="9792"/>
+            <w:shd w:val="clear" w:color="auto" w:fill="EAF2F8"/>
+            <w:tcBorders>
+              <w:left w:val="single" w:sz="24" w:space="0" w:color="2E75B6"/>
+            </w:tcBorders>
+          </w:tcPr>
+          <w:p>
+            <w:r/>
+            <w:r>
+              <w:rPr>
+                <w:rFonts w:ascii="微软雅黑" w:hAnsi="微软雅黑" w:eastAsia="微软雅黑"/>
+                <w:b/>
+                <w:color w:val="2E75B6"/>
+                <w:sz w:val="23"/>
+              </w:rPr>
+              <w:t>工程师视角：</w:t>
+            </w:r>
+            <w:r>
+              <w:rPr>
+                <w:rFonts w:ascii="微软雅黑" w:hAnsi="微软雅黑" w:eastAsia="微软雅黑"/>
+                <w:sz w:val="21"/>
+              </w:rPr>
+              <w:t>最值得记住的 RCT（Draelos 2023, J Drugs Dermatol，双盲）：受试者统一使用阿达帕林 0.3% + 过氧化苯甲酰 2.5%（A/BPO）凝胶，治疗组搭配含神经酰胺洁面 + 乳液，对照组搭配基础洁面。结果 — 治疗组 TEWL 在所有时间点均显著低于对照并在 12 周时较基线显著改善；研究者评分的干燥度全程显著更低；甚至炎性皮损计数也显著更少。换句话说：神经酰胺修护不是「安慰剂式舒适感」，它直接放大了药物的净疗效。</w:t>
+            </w:r>
+          </w:p>
+        </w:tc>
+      </w:tr>
+    </w:tbl>
+    <w:p/>
+    <w:tbl>
+      <w:tblPr>
+        <w:tblW w:type="auto" w:w="0"/>
+        <w:jc w:val="center"/>
+        <w:tblLook w:firstColumn="1" w:firstRow="1" w:lastColumn="0" w:lastRow="0" w:noHBand="0" w:noVBand="1" w:val="04A0"/>
+      </w:tblPr>
+      <w:tblGrid>
+        <w:gridCol w:w="9792"/>
+      </w:tblGrid>
+      <w:tr>
+        <w:tc>
+          <w:tcPr>
+            <w:tcW w:type="dxa" w:w="9792"/>
+            <w:shd w:val="clear" w:color="auto" w:fill="FDF0E4"/>
+            <w:tcBorders>
+              <w:left w:val="single" w:sz="24" w:space="0" w:color="C86A1E"/>
+            </w:tcBorders>
+          </w:tcPr>
+          <w:p>
+            <w:r/>
+            <w:r>
+              <w:rPr>
+                <w:rFonts w:ascii="微软雅黑" w:hAnsi="微软雅黑" w:eastAsia="微软雅黑"/>
+                <w:b/>
+                <w:color w:val="C86A1E"/>
+                <w:sz w:val="23"/>
+              </w:rPr>
+              <w:t>产品经理视角：</w:t>
+            </w:r>
+            <w:r>
+              <w:rPr>
+                <w:rFonts w:ascii="微软雅黑" w:hAnsi="微软雅黑" w:eastAsia="微软雅黑"/>
+                <w:sz w:val="21"/>
+              </w:rPr>
+              <w:t>这条 RCT 可以支撑一个非常硬的产品主张：在抗痘产品中同步做屏障修护，不是「温和所以没用」，而是「因为修护所以更有效」。极光系列若要立「净痘不伤肤」的定位，这是可以直接引用的终局证据，且属于人类 RCT 级别。</w:t>
+            </w:r>
+          </w:p>
+        </w:tc>
+      </w:tr>
+    </w:tbl>
+    <w:p/>
+    <w:p>
+      <w:pPr>
+        <w:spacing w:before="220" w:after="80"/>
+      </w:pPr>
+      <w:r>
+        <w:rPr>
+          <w:rFonts w:ascii="微软雅黑" w:hAnsi="微软雅黑" w:eastAsia="微软雅黑"/>
+          <w:b/>
+          <w:color w:val="1F3A5F"/>
+          <w:sz w:val="28"/>
+        </w:rPr>
+        <w:t>五、工程师配方落地：靶点 → 原料 → 添加量 → 配伍/pH/稳定</w:t>
+      </w:r>
+    </w:p>
+    <w:p>
+      <w:r>
+        <w:rPr>
+          <w:rFonts w:ascii="微软雅黑" w:hAnsi="微软雅黑" w:eastAsia="微软雅黑"/>
+          <w:b/>
+          <w:color w:val="2E75B6"/>
+          <w:sz w:val="21"/>
+        </w:rPr>
+        <w:t>痘肌/痘后续护活性物落地表（添加量取常规安全区间，实际以原料规格、产品剂型类别与中国法规为准）</w:t>
       </w:r>
     </w:p>
     <w:tbl>
@@ -296,7 +766,7 @@
                 <w:color w:val="FFFFFF"/>
                 <w:sz w:val="21"/>
               </w:rPr>
-              <w:t>靶点/机制</w:t>
+              <w:t>靶点/作用</w:t>
             </w:r>
           </w:p>
         </w:tc>
@@ -317,7 +787,7 @@
                 <w:color w:val="FFFFFF"/>
                 <w:sz w:val="21"/>
               </w:rPr>
-              <w:t>原料</w:t>
+              <w:t>推荐原料（INCI）</w:t>
             </w:r>
           </w:p>
         </w:tc>
@@ -359,7 +829,7 @@
                 <w:color w:val="FFFFFF"/>
                 <w:sz w:val="21"/>
               </w:rPr>
-              <w:t>配伍/pH/稳定要点</w:t>
+              <w:t>配伍·pH·稳定要点</w:t>
             </w:r>
           </w:p>
         </w:tc>
@@ -381,7 +851,7 @@
                 <w:b w:val="0"/>
                 <w:sz w:val="20"/>
               </w:rPr>
-              <w:t>毛囊角化过度·微粉刺</w:t>
+              <w:t>毛囊角化 / 粉刺溶解</w:t>
             </w:r>
           </w:p>
         </w:tc>
@@ -401,7 +871,7 @@
                 <w:b w:val="0"/>
                 <w:sz w:val="20"/>
               </w:rPr>
-              <w:t>水杨酸(BHA)</w:t>
+              <w:t>SALICYLIC ACID（水杨酸）</w:t>
             </w:r>
           </w:p>
         </w:tc>
@@ -421,7 +891,7 @@
                 <w:b w:val="0"/>
                 <w:sz w:val="20"/>
               </w:rPr>
-              <w:t>0.5–2.0%（驻留）</w:t>
+              <w:t>0.5%–2.0%（驻留类法规上限 2.0%）</w:t>
             </w:r>
           </w:p>
         </w:tc>
@@ -441,7 +911,7 @@
                 <w:b w:val="0"/>
                 <w:sz w:val="20"/>
               </w:rPr>
-              <w:t>脂溶、醇溶；pH 3–4 最佳；避铁离子；与碱性烟酰胺分相或调 pH</w:t>
+              <w:t>脂溶性，需碱中和或增溶（NaOH/TEA/泊洛沙姆/PEG-40 氢化蓖麻油）；pH 4.0–5.0 兼顾效力与耐受；避开三岁以下儿童用途；务必与神经酰胺、泛醇同框降刺激</w:t>
             </w:r>
           </w:p>
         </w:tc>
@@ -462,7 +932,7 @@
                 <w:b w:val="0"/>
                 <w:sz w:val="20"/>
               </w:rPr>
-              <w:t>粉刺+炎症+痘印</w:t>
+              <w:t>温和控油 / 抑 5α-还原酶</w:t>
             </w:r>
           </w:p>
         </w:tc>
@@ -481,7 +951,7 @@
                 <w:b w:val="0"/>
                 <w:sz w:val="20"/>
               </w:rPr>
-              <w:t>壬二酸</w:t>
+              <w:t>ZINC PCA（吡咯烷酮羧酸锌）/ ZINC SULFATE</w:t>
             </w:r>
           </w:p>
         </w:tc>
@@ -500,7 +970,7 @@
                 <w:b w:val="0"/>
                 <w:sz w:val="20"/>
               </w:rPr>
-              <w:t>5–10%（驻留）</w:t>
+              <w:t>Zn PCA 0.5%–1.0%</w:t>
             </w:r>
           </w:p>
         </w:tc>
@@ -519,7 +989,7 @@
                 <w:b w:val="0"/>
                 <w:sz w:val="20"/>
               </w:rPr>
-              <w:t>pH 4–6；水溶性差需悬浮/复合技术；温和，孕肌可用</w:t>
+              <w:t>水相，pH 5.0–6.5；清爽凝胶/凝露体系；与烟酰胺、水解酵母协同；注意与其他金属离子、强阴离子聚合物的配伍沉淀</w:t>
             </w:r>
           </w:p>
         </w:tc>
@@ -541,7 +1011,7 @@
                 <w:b w:val="0"/>
                 <w:sz w:val="20"/>
               </w:rPr>
-              <w:t>皮脂分泌·AR/IGF-1</w:t>
+              <w:t>抗炎 + 控油 + 屏障三合一</w:t>
             </w:r>
           </w:p>
         </w:tc>
@@ -561,7 +1031,7 @@
                 <w:b w:val="0"/>
                 <w:sz w:val="20"/>
               </w:rPr>
-              <w:t>烟酰胺</w:t>
+              <w:t>NIACINAMIDE（烟酰胺）</w:t>
             </w:r>
           </w:p>
         </w:tc>
@@ -581,7 +1051,7 @@
                 <w:b w:val="0"/>
                 <w:sz w:val="20"/>
               </w:rPr>
-              <w:t>2–4%</w:t>
+              <w:t>2%–5%（少数产品做到 10%）</w:t>
             </w:r>
           </w:p>
         </w:tc>
@@ -601,7 +1071,7 @@
                 <w:b w:val="0"/>
                 <w:sz w:val="20"/>
               </w:rPr>
-              <w:t>水溶性，pH 5–7；控油+屏障+美白多效；与酸类分区或错时</w:t>
+              <w:t>水相，耐热，pH 5.0–7.0；&gt;5% 部分人出现潮红刺痛，需梯度耐受测试；与 Zn PCA、壬二酸、神经酰胺协同度最高</w:t>
             </w:r>
           </w:p>
         </w:tc>
@@ -622,7 +1092,7 @@
                 <w:b w:val="0"/>
                 <w:sz w:val="20"/>
               </w:rPr>
-              <w:t>炎症红斑·舒缓</w:t>
+              <w:t>抑 C. acnes + 淡化 PIH</w:t>
             </w:r>
           </w:p>
         </w:tc>
@@ -641,7 +1111,7 @@
                 <w:b w:val="0"/>
                 <w:sz w:val="20"/>
               </w:rPr>
-              <w:t>皮傲宁 / 4-叔丁基环己醇(SymCalmin)</w:t>
+              <w:t>AZELAIC ACID（壬二酸）</w:t>
             </w:r>
           </w:p>
         </w:tc>
@@ -660,7 +1130,7 @@
                 <w:b w:val="0"/>
                 <w:sz w:val="20"/>
               </w:rPr>
-              <w:t>0.1–0.5%</w:t>
+              <w:t>5%–15%（目录驻留类最高历史用量 20%）</w:t>
             </w:r>
           </w:p>
         </w:tc>
@@ -679,7 +1149,7 @@
                 <w:b w:val="0"/>
                 <w:sz w:val="20"/>
               </w:rPr>
-              <w:t>抗炎舒缓、降低刺激；可复配红没药醇</w:t>
+              <w:t>难溶，须加热分散或羟丙基环糊精/多元醇预分散；pH 4.5–5.5；不建议与高浓度游离酸叠加；乳液/凝胶剂型更稳，注意低温析出</w:t>
             </w:r>
           </w:p>
         </w:tc>
@@ -701,7 +1171,7 @@
                 <w:b w:val="0"/>
                 <w:sz w:val="20"/>
               </w:rPr>
-              <w:t>屏障修护</w:t>
+              <w:t>微生态抑菌 / 抑 FoxO1 上游</w:t>
             </w:r>
           </w:p>
         </w:tc>
@@ -721,7 +1191,7 @@
                 <w:b w:val="0"/>
                 <w:sz w:val="20"/>
               </w:rPr>
-              <w:t>神经酰胺 NP+胆固醇+脂肪酸(仿生比)</w:t>
+              <w:t>CAPRYLOYL GLYCINE（辛酰甘氨酸）/ MELALEUCA ALTERNIFOLIA 叶油</w:t>
             </w:r>
           </w:p>
         </w:tc>
@@ -741,7 +1211,7 @@
                 <w:b w:val="0"/>
                 <w:sz w:val="20"/>
               </w:rPr>
-              <w:t>0.2–1%</w:t>
+              <w:t>辛酰甘氨酸 0.5%–2.0%；茶树油 0.2%–0.5%</w:t>
             </w:r>
           </w:p>
         </w:tc>
@@ -761,7 +1231,7 @@
                 <w:b w:val="0"/>
                 <w:sz w:val="20"/>
               </w:rPr>
-              <w:t>修复 TEWL；与烟酰胺协同；注意脂相分散</w:t>
+              <w:t>辛酰甘氨酸需碱中和至 pH 5.0–6.0；茶树油按香精致敏原管理用量；Both 易挥发建议后段加入或微囊包合；与后生元发酵物同框做「调菌」叙事</w:t>
             </w:r>
           </w:p>
         </w:tc>
@@ -782,7 +1252,7 @@
                 <w:b w:val="0"/>
                 <w:sz w:val="20"/>
               </w:rPr>
-              <w:t>角化异常（备选·夜间）</w:t>
+              <w:t>抗氧化（压制 SQOX 生成）</w:t>
             </w:r>
           </w:p>
         </w:tc>
@@ -801,7 +1271,7 @@
                 <w:b w:val="0"/>
                 <w:sz w:val="20"/>
               </w:rPr>
-              <w:t>视黄醇/HPR</w:t>
+              <w:t>TOCOPHEROL（维生素 E）/ CAMELLIA SINENSIS 多酚（EGCG）/ 阿魏酸</w:t>
             </w:r>
           </w:p>
         </w:tc>
@@ -820,7 +1290,7 @@
                 <w:b w:val="0"/>
                 <w:sz w:val="20"/>
               </w:rPr>
-              <w:t>0.1–0.3%（视黄醇计）</w:t>
+              <w:t>VE 0.2%–1.0%；绿茶多酚 0.1%–0.5%</w:t>
             </w:r>
           </w:p>
         </w:tc>
@@ -839,7 +1309,7 @@
                 <w:b w:val="0"/>
                 <w:sz w:val="20"/>
               </w:rPr>
-              <w:t>光敏，夜间用；抗氧化包裹；需建立耐受</w:t>
+              <w:t>油相加入，易氧化变色需配螯合剂与避光包材；pH 5.0–6.0；这是「抗 SQOX」主线，建议作为标配而非选配</w:t>
             </w:r>
           </w:p>
         </w:tc>
@@ -861,7 +1331,7 @@
                 <w:b w:val="0"/>
                 <w:sz w:val="20"/>
               </w:rPr>
-              <w:t>强效抗菌（备选）</w:t>
+              <w:t>抗炎舒缓（降 IL-1α/IL-8）</w:t>
             </w:r>
           </w:p>
         </w:tc>
@@ -881,7 +1351,7 @@
                 <w:b w:val="0"/>
                 <w:sz w:val="20"/>
               </w:rPr>
-              <w:t>过氧化苯甲酰</w:t>
+              <w:t>CENTELLA ASIATICA 提取物（积雪草苷）/ 泛醇 / 红没药醇 / β-葡聚糖 / 依克多因</w:t>
             </w:r>
           </w:p>
         </w:tc>
@@ -901,7 +1371,7 @@
                 <w:b w:val="0"/>
                 <w:sz w:val="20"/>
               </w:rPr>
-              <w:t>≤2.5%</w:t>
+              <w:t>积雪草提取物 0.5%–2.0%（积雪草苷 0.1%–0.5%）</w:t>
             </w:r>
           </w:p>
         </w:tc>
@@ -921,7 +1391,245 @@
                 <w:b w:val="0"/>
                 <w:sz w:val="20"/>
               </w:rPr>
-              <w:t>杀菌强但刺激脱皮；需缓冲体系，不与酸类同高浓</w:t>
+              <w:t>水/多元醇相，pH 5.0–7.0；泛醇 1%–5% 兼溶媒感；这组决定产品「上脸安抚体感」与敏感痘肌复购率</w:t>
+            </w:r>
+          </w:p>
+        </w:tc>
+      </w:tr>
+      <w:tr>
+        <w:tc>
+          <w:tcPr>
+            <w:tcW w:type="dxa" w:w="2448"/>
+          </w:tcPr>
+          <w:p>
+            <w:pPr>
+              <w:spacing w:after="40" w:before="40"/>
+            </w:pPr>
+            <w:r/>
+            <w:r>
+              <w:rPr>
+                <w:rFonts w:ascii="微软雅黑" w:hAnsi="微软雅黑" w:eastAsia="微软雅黑"/>
+                <w:b w:val="0"/>
+                <w:sz w:val="20"/>
+              </w:rPr>
+              <w:t>屏障修护（核心，非配角）</w:t>
+            </w:r>
+          </w:p>
+        </w:tc>
+        <w:tc>
+          <w:tcPr>
+            <w:tcW w:type="dxa" w:w="2448"/>
+          </w:tcPr>
+          <w:p>
+            <w:pPr>
+              <w:spacing w:after="40" w:before="40"/>
+            </w:pPr>
+            <w:r/>
+            <w:r>
+              <w:rPr>
+                <w:rFonts w:ascii="微软雅黑" w:hAnsi="微软雅黑" w:eastAsia="微软雅黑"/>
+                <w:b w:val="0"/>
+                <w:sz w:val="20"/>
+              </w:rPr>
+              <w:t>CERAMIDE NP/AP/EOP + CHOLESTEROL + 游离脂肪酸</w:t>
+            </w:r>
+          </w:p>
+        </w:tc>
+        <w:tc>
+          <w:tcPr>
+            <w:tcW w:type="dxa" w:w="2448"/>
+          </w:tcPr>
+          <w:p>
+            <w:pPr>
+              <w:spacing w:after="40" w:before="40"/>
+            </w:pPr>
+            <w:r/>
+            <w:r>
+              <w:rPr>
+                <w:rFonts w:ascii="微软雅黑" w:hAnsi="微软雅黑" w:eastAsia="微软雅黑"/>
+                <w:b w:val="0"/>
+                <w:sz w:val="20"/>
+              </w:rPr>
+              <w:t>神经酰胺复合物 0.1%–1.0%（纯神经酰胺 0.05%–0.2%）</w:t>
+            </w:r>
+          </w:p>
+        </w:tc>
+        <w:tc>
+          <w:tcPr>
+            <w:tcW w:type="dxa" w:w="2448"/>
+          </w:tcPr>
+          <w:p>
+            <w:pPr>
+              <w:spacing w:after="40" w:before="40"/>
+            </w:pPr>
+            <w:r/>
+            <w:r>
+              <w:rPr>
+                <w:rFonts w:ascii="微软雅黑" w:hAnsi="微软雅黑" w:eastAsia="微软雅黑"/>
+                <w:b w:val="0"/>
+                <w:sz w:val="20"/>
+              </w:rPr>
+              <w:t>油相高温溶解后乳化、快速降温防结晶；按接近生理摩尔比复配胆固醇+FFA；pH 5.0–6.5；避免高 HLB 强表活破坏层状液晶结构</w:t>
+            </w:r>
+          </w:p>
+        </w:tc>
+      </w:tr>
+      <w:tr>
+        <w:tc>
+          <w:tcPr>
+            <w:tcW w:type="dxa" w:w="2448"/>
+            <w:shd w:val="clear" w:color="auto" w:fill="EEF3F8"/>
+          </w:tcPr>
+          <w:p>
+            <w:pPr>
+              <w:spacing w:after="40" w:before="40"/>
+            </w:pPr>
+            <w:r/>
+            <w:r>
+              <w:rPr>
+                <w:rFonts w:ascii="微软雅黑" w:hAnsi="微软雅黑" w:eastAsia="微软雅黑"/>
+                <w:b w:val="0"/>
+                <w:sz w:val="20"/>
+              </w:rPr>
+              <w:t>代谢轴 / mTORC1 干预（新方向）</w:t>
+            </w:r>
+          </w:p>
+        </w:tc>
+        <w:tc>
+          <w:tcPr>
+            <w:tcW w:type="dxa" w:w="2448"/>
+            <w:shd w:val="clear" w:color="auto" w:fill="EEF3F8"/>
+          </w:tcPr>
+          <w:p>
+            <w:pPr>
+              <w:spacing w:after="40" w:before="40"/>
+            </w:pPr>
+            <w:r/>
+            <w:r>
+              <w:rPr>
+                <w:rFonts w:ascii="微软雅黑" w:hAnsi="微软雅黑" w:eastAsia="微软雅黑"/>
+                <w:b w:val="0"/>
+                <w:sz w:val="20"/>
+              </w:rPr>
+              <w:t>MYO-INOSITOL（肌醇）/ EGCG / BAKUCHIOL（补骨脂酚）</w:t>
+            </w:r>
+          </w:p>
+        </w:tc>
+        <w:tc>
+          <w:tcPr>
+            <w:tcW w:type="dxa" w:w="2448"/>
+            <w:shd w:val="clear" w:color="auto" w:fill="EEF3F8"/>
+          </w:tcPr>
+          <w:p>
+            <w:pPr>
+              <w:spacing w:after="40" w:before="40"/>
+            </w:pPr>
+            <w:r/>
+            <w:r>
+              <w:rPr>
+                <w:rFonts w:ascii="微软雅黑" w:hAnsi="微软雅黑" w:eastAsia="微软雅黑"/>
+                <w:b w:val="0"/>
+                <w:sz w:val="20"/>
+              </w:rPr>
+              <w:t>肌醇 1.0%–2.0%；补骨脂酚 0.5%–1.0%</w:t>
+            </w:r>
+          </w:p>
+        </w:tc>
+        <w:tc>
+          <w:tcPr>
+            <w:tcW w:type="dxa" w:w="2448"/>
+            <w:shd w:val="clear" w:color="auto" w:fill="EEF3F8"/>
+          </w:tcPr>
+          <w:p>
+            <w:pPr>
+              <w:spacing w:after="40" w:before="40"/>
+            </w:pPr>
+            <w:r/>
+            <w:r>
+              <w:rPr>
+                <w:rFonts w:ascii="微软雅黑" w:hAnsi="微软雅黑" w:eastAsia="微软雅黑"/>
+                <w:b w:val="0"/>
+                <w:sz w:val="20"/>
+              </w:rPr>
+              <w:t>肌醇水相稳定好；补骨脂酚油溶、需避光并注意光稳定性与宣称边界；主打「下调 IGF-1/mTORC1 信号」为高阶叙事，需体外证据支撑</w:t>
+            </w:r>
+          </w:p>
+        </w:tc>
+      </w:tr>
+      <w:tr>
+        <w:tc>
+          <w:tcPr>
+            <w:tcW w:type="dxa" w:w="2448"/>
+          </w:tcPr>
+          <w:p>
+            <w:pPr>
+              <w:spacing w:after="40" w:before="40"/>
+            </w:pPr>
+            <w:r/>
+            <w:r>
+              <w:rPr>
+                <w:rFonts w:ascii="微软雅黑" w:hAnsi="微软雅黑" w:eastAsia="微软雅黑"/>
+                <w:b w:val="0"/>
+                <w:sz w:val="20"/>
+              </w:rPr>
+              <w:t>后生元 / 微生态调节</w:t>
+            </w:r>
+          </w:p>
+        </w:tc>
+        <w:tc>
+          <w:tcPr>
+            <w:tcW w:type="dxa" w:w="2448"/>
+          </w:tcPr>
+          <w:p>
+            <w:pPr>
+              <w:spacing w:after="40" w:before="40"/>
+            </w:pPr>
+            <w:r/>
+            <w:r>
+              <w:rPr>
+                <w:rFonts w:ascii="微软雅黑" w:hAnsi="微软雅黑" w:eastAsia="微软雅黑"/>
+                <w:b w:val="0"/>
+                <w:sz w:val="20"/>
+              </w:rPr>
+              <w:t>LACTOBACILLUS FERMENT LYSATE / BIFIDA FERMENT FILTRATE + 低聚果糖/低聚半乳糖</w:t>
+            </w:r>
+          </w:p>
+        </w:tc>
+        <w:tc>
+          <w:tcPr>
+            <w:tcW w:type="dxa" w:w="2448"/>
+          </w:tcPr>
+          <w:p>
+            <w:pPr>
+              <w:spacing w:after="40" w:before="40"/>
+            </w:pPr>
+            <w:r/>
+            <w:r>
+              <w:rPr>
+                <w:rFonts w:ascii="微软雅黑" w:hAnsi="微软雅黑" w:eastAsia="微软雅黑"/>
+                <w:b w:val="0"/>
+                <w:sz w:val="20"/>
+              </w:rPr>
+              <w:t>发酵溶胞物 1.0%–5.0%；益生元 0.5%–2.0%</w:t>
+            </w:r>
+          </w:p>
+        </w:tc>
+        <w:tc>
+          <w:tcPr>
+            <w:tcW w:type="dxa" w:w="2448"/>
+          </w:tcPr>
+          <w:p>
+            <w:pPr>
+              <w:spacing w:after="40" w:before="40"/>
+            </w:pPr>
+            <w:r/>
+            <w:r>
+              <w:rPr>
+                <w:rFonts w:ascii="微软雅黑" w:hAnsi="微软雅黑" w:eastAsia="微软雅黑"/>
+                <w:b w:val="0"/>
+                <w:sz w:val="20"/>
+              </w:rPr>
+              <w:t>水相，pH 4.5–6.0，建议 &lt;40 ℃ 后段加入；不耐强防腐体系；油痘肌近年优选后生元路线（无需活菌定植、抗炎直接、起效快）</w:t>
             </w:r>
           </w:p>
         </w:tc>
@@ -931,124 +1639,6 @@
       <w:pPr>
         <w:spacing w:after="40"/>
       </w:pPr>
-    </w:p>
-    <w:p>
-      <w:pPr>
-        <w:spacing w:before="220" w:after="80"/>
-      </w:pPr>
-      <w:r>
-        <w:rPr>
-          <w:rFonts w:ascii="微软雅黑" w:hAnsi="微软雅黑" w:eastAsia="微软雅黑"/>
-          <w:b/>
-          <w:color w:val="1F3A5F"/>
-          <w:sz w:val="28"/>
-        </w:rPr>
-        <w:t>四、工程师配方落地要点</w:t>
-      </w:r>
-    </w:p>
-    <w:p>
-      <w:pPr>
-        <w:pStyle w:val="ListBullet"/>
-        <w:spacing w:after="60" w:line="312" w:lineRule="auto"/>
-      </w:pPr>
-      <w:r>
-        <w:rPr>
-          <w:rFonts w:ascii="微软雅黑" w:hAnsi="微软雅黑" w:eastAsia="微软雅黑"/>
-          <w:sz w:val="21"/>
-        </w:rPr>
-        <w:t>复配逻辑：水杨酸（角质疏通）+ 烟酰胺（控油+屏障）+ 神经酰胺（修护）三件套，构成「祛痘不伤屏障」骨架；炎症重加皮傲宁/红没药醇。</w:t>
-      </w:r>
-    </w:p>
-    <w:p>
-      <w:pPr>
-        <w:pStyle w:val="ListBullet"/>
-        <w:spacing w:after="60" w:line="312" w:lineRule="auto"/>
-      </w:pPr>
-      <w:r>
-        <w:rPr>
-          <w:rFonts w:ascii="微软雅黑" w:hAnsi="微软雅黑" w:eastAsia="微软雅黑"/>
-          <w:sz w:val="21"/>
-        </w:rPr>
-        <w:t>pH 设计：酸类活性区 pH 3–4，烟酰胺/神经酰胺区 pH 5–7；若同体系用缓冲或分层/错时（AM 酸、PM 修护）。</w:t>
-      </w:r>
-    </w:p>
-    <w:p>
-      <w:pPr>
-        <w:pStyle w:val="ListBullet"/>
-        <w:spacing w:after="60" w:line="312" w:lineRule="auto"/>
-      </w:pPr>
-      <w:r>
-        <w:rPr>
-          <w:rFonts w:ascii="微软雅黑" w:hAnsi="微软雅黑" w:eastAsia="微软雅黑"/>
-          <w:sz w:val="21"/>
-        </w:rPr>
-        <w:t>稳定性：水杨酸遇铁变色，用无铁容器；视黄醇需抗氧化（BHT/VE）+避光；壬二酸悬浮需增稠。</w:t>
-      </w:r>
-    </w:p>
-    <w:p>
-      <w:pPr>
-        <w:spacing w:before="220" w:after="80"/>
-      </w:pPr>
-      <w:r>
-        <w:rPr>
-          <w:rFonts w:ascii="微软雅黑" w:hAnsi="微软雅黑" w:eastAsia="微软雅黑"/>
-          <w:b/>
-          <w:color w:val="1F3A5F"/>
-          <w:sz w:val="28"/>
-        </w:rPr>
-        <w:t>五、产品经理视角：市场与沟通</w:t>
-      </w:r>
-    </w:p>
-    <w:p>
-      <w:pPr>
-        <w:spacing w:after="140" w:line="336" w:lineRule="auto"/>
-      </w:pPr>
-      <w:r>
-        <w:rPr>
-          <w:rFonts w:ascii="微软雅黑" w:hAnsi="微软雅黑" w:eastAsia="微软雅黑"/>
-          <w:sz w:val="22"/>
-        </w:rPr>
-        <w:t>祛痘赛道从「猛药杀菌」转向「酸类通路 + 屏障修护」双轨；消费者痛点从「消痘」升级为「不反复、不留印、不烂脸」。</w:t>
-      </w:r>
-    </w:p>
-    <w:p>
-      <w:pPr>
-        <w:pStyle w:val="ListBullet"/>
-        <w:spacing w:after="60" w:line="312" w:lineRule="auto"/>
-      </w:pPr>
-      <w:r>
-        <w:rPr>
-          <w:rFonts w:ascii="微软雅黑" w:hAnsi="微软雅黑" w:eastAsia="微软雅黑"/>
-          <w:sz w:val="21"/>
-        </w:rPr>
-        <w:t>市场语言：「调节微生态 / 控油+修护屏障」比「杀灭痤疮杆菌」更合规也更打动敏感痘肌。</w:t>
-      </w:r>
-    </w:p>
-    <w:p>
-      <w:pPr>
-        <w:pStyle w:val="ListBullet"/>
-        <w:spacing w:after="60" w:line="312" w:lineRule="auto"/>
-      </w:pPr>
-      <w:r>
-        <w:rPr>
-          <w:rFonts w:ascii="微软雅黑" w:hAnsi="微软雅黑" w:eastAsia="微软雅黑"/>
-          <w:sz w:val="21"/>
-        </w:rPr>
-        <w:t>差异化卖点：低浓度多通路复配（酸+烟酰胺+神经酰胺）、夜间分时护理、痘印管理（传明酸/壬二酸）。</w:t>
-      </w:r>
-    </w:p>
-    <w:p>
-      <w:pPr>
-        <w:pStyle w:val="ListBullet"/>
-        <w:spacing w:after="60" w:line="312" w:lineRule="auto"/>
-      </w:pPr>
-      <w:r>
-        <w:rPr>
-          <w:rFonts w:ascii="微软雅黑" w:hAnsi="微软雅黑" w:eastAsia="微软雅黑"/>
-          <w:sz w:val="21"/>
-        </w:rPr>
-        <w:t>宣称边界：不得宣称「治疗痤疮/医用」，按《化妆品分类规则》属「祛痘」功效，须有人体功效评价报告。</w:t>
-      </w:r>
     </w:p>
     <w:tbl>
       <w:tblPr>
@@ -1077,14 +1667,14 @@
                 <w:color w:val="2E75B6"/>
                 <w:sz w:val="23"/>
               </w:rPr>
-              <w:t>合规红线：</w:t>
+              <w:t>工程师视角：</w:t>
             </w:r>
             <w:r>
               <w:rPr>
                 <w:rFonts w:ascii="微软雅黑" w:hAnsi="微软雅黑" w:eastAsia="微软雅黑"/>
                 <w:sz w:val="21"/>
               </w:rPr>
-              <w:t>水杨酸驻留类≤2.0%、淋洗类≤3.0%；视黄醇及其酯类驻留类≤0.3%（以视黄醇计）、淋洗类≤0.5%；过氧化苯甲酰驻留类≤2.5%；壬二酸按《化妆品安全技术规范》最新要求执行。所有祛痘宣称须有功效评价依据，严禁医疗用语。</w:t>
+              <w:t>推荐的四段式复配骨架：①疏通层 = 水杨酸 0.5%–2%（或壬二酸 5%–10%）；②调菌层 = 辛酰甘氨酸/后生元复合；③抗炎抗氧化层 = 烟酰胺 3% + Zn PCA + 绿茶多酚 + 积雪草；④屏障层 = 神经酰胺复合 + 胆固醇 + 泛醇。四层缺一环，闭环就还在——复发的根源也就还在。</w:t>
             </w:r>
           </w:p>
         </w:tc>
@@ -1102,7 +1692,7 @@
           <w:color w:val="1F3A5F"/>
           <w:sz w:val="28"/>
         </w:rPr>
-        <w:t>六、行动清单</w:t>
+        <w:t>六、功效评价：祛痘宣称的证据台阶怎么搭</w:t>
       </w:r>
     </w:p>
     <w:p>
@@ -1115,7 +1705,7 @@
           <w:rFonts w:ascii="微软雅黑" w:hAnsi="微软雅黑" w:eastAsia="微软雅黑"/>
           <w:sz w:val="21"/>
         </w:rPr>
-        <w:t>研发：搭建「水杨酸+烟酰胺+神经酰胺」基础祛痘骨架，验证 pH 与刺激性。</w:t>
+        <w:t>中国香化协会《化妆品祛痘功效人体测试方法》团体标准（2023-10 发布实施，四川大学华西医院牵头，4 家中心、221 人次 多中心验证）：选 ≥30 名有一定粉刺丘疹数量的受试者，连续使用 ≥4 周，前后做临床评估 + 受试者自评 + 图像 + 仪器测试，统计显著性判断。这是目前最可执行的方法学锚点。</w:t>
       </w:r>
     </w:p>
     <w:p>
@@ -1128,7 +1718,7 @@
           <w:rFonts w:ascii="微软雅黑" w:hAnsi="微软雅黑" w:eastAsia="微软雅黑"/>
           <w:sz w:val="21"/>
         </w:rPr>
-        <w:t>配方：评估皮傲宁/红没药醇替代部分刺激成分，降低 TEWL 风险。</w:t>
+        <w:t>《化妆品功效宣称评价规范》证据效力四层级：人体功效评价试验 &gt; 消费者使用测试 &gt; 实验室试验 &gt; 文献资料。祛痘属于重点监管功效，通常需人体功效评价试验（随机、对照、设盲，样本常 30–60 人），或人体试验结合消费者使用测试。</w:t>
       </w:r>
     </w:p>
     <w:p>
@@ -1141,7 +1731,7 @@
           <w:rFonts w:ascii="微软雅黑" w:hAnsi="微软雅黑" w:eastAsia="微软雅黑"/>
           <w:sz w:val="21"/>
         </w:rPr>
-        <w:t>法规：按 2026 规范核对所有活性浓度与祛痘功效评价方案。</w:t>
+        <w:t>核心指标：非炎性粉刺计数 + 炎性皮损（丘疹/脓疱）计数与总皮损减少率；医生整体评估用 IGA / EGSS；辅助指标用 Sebumeter 测皮脂、Mexameter 测红斑指数、VISIA/皮肤镜做图像分析；建议在 2/4/8 周设时间点。</w:t>
       </w:r>
     </w:p>
     <w:p>
@@ -1154,7 +1744,981 @@
           <w:rFonts w:ascii="微软雅黑" w:hAnsi="微软雅黑" w:eastAsia="微软雅黑"/>
           <w:sz w:val="21"/>
         </w:rPr>
-        <w:t>产品：以「屏障友好型祛痘」为沟通主轴，差异化对标敏感痘肌。</w:t>
+        <w:t>补充实验室证据：体外抑菌（C. acnes、S. aureus）、抗炎（IL-6/TNF-α/IL-1α 抑制）、SZ95 皮脂细胞模型测脂质合成抑制率——适合在上人体前做配方筛选与机理背书。</w:t>
+      </w:r>
+    </w:p>
+    <w:tbl>
+      <w:tblPr>
+        <w:tblW w:type="auto" w:w="0"/>
+        <w:jc w:val="center"/>
+        <w:tblLook w:firstColumn="1" w:firstRow="1" w:lastColumn="0" w:lastRow="0" w:noHBand="0" w:noVBand="1" w:val="04A0"/>
+      </w:tblPr>
+      <w:tblGrid>
+        <w:gridCol w:w="9792"/>
+      </w:tblGrid>
+      <w:tr>
+        <w:tc>
+          <w:tcPr>
+            <w:tcW w:type="dxa" w:w="9792"/>
+            <w:shd w:val="clear" w:color="auto" w:fill="FDF0E4"/>
+            <w:tcBorders>
+              <w:left w:val="single" w:sz="24" w:space="0" w:color="C86A1E"/>
+            </w:tcBorders>
+          </w:tcPr>
+          <w:p>
+            <w:r/>
+            <w:r>
+              <w:rPr>
+                <w:rFonts w:ascii="微软雅黑" w:hAnsi="微软雅黑" w:eastAsia="微软雅黑"/>
+                <w:b/>
+                <w:color w:val="C86A1E"/>
+                <w:sz w:val="23"/>
+              </w:rPr>
+              <w:t>产品经理视角：</w:t>
+            </w:r>
+            <w:r>
+              <w:rPr>
+                <w:rFonts w:ascii="微软雅黑" w:hAnsi="微软雅黑" w:eastAsia="微软雅黑"/>
+                <w:sz w:val="21"/>
+              </w:rPr>
+              <w:t>宣称「祛痘」不能只靠消费者问卷或单一实验室数据；「祛痘率 90%」这类表述必须基于人体试验的统计结果，且需由具备资质的第三方机构出具报告。备案信息会在「化妆品监管」APP 公示——所有宣称都是可查的公开承诺。</w:t>
+            </w:r>
+          </w:p>
+        </w:tc>
+      </w:tr>
+    </w:tbl>
+    <w:p/>
+    <w:p>
+      <w:pPr>
+        <w:spacing w:before="220" w:after="80"/>
+      </w:pPr>
+      <w:r>
+        <w:rPr>
+          <w:rFonts w:ascii="微软雅黑" w:hAnsi="微软雅黑" w:eastAsia="微软雅黑"/>
+          <w:b/>
+          <w:color w:val="1F3A5F"/>
+          <w:sz w:val="28"/>
+        </w:rPr>
+        <w:t>七、合规红线（中国市场，务必逐条核对）</w:t>
+      </w:r>
+    </w:p>
+    <w:p>
+      <w:r>
+        <w:rPr>
+          <w:rFonts w:ascii="微软雅黑" w:hAnsi="微软雅黑" w:eastAsia="微软雅黑"/>
+          <w:b/>
+          <w:color w:val="2E75B6"/>
+          <w:sz w:val="21"/>
+        </w:rPr>
+        <w:t>痘类产品的法规状态与宣称边界（依据《化妆品安全技术规范》《已使用化妆品原料目录》《化妆品监督管理条例》）</w:t>
+      </w:r>
+    </w:p>
+    <w:tbl>
+      <w:tblPr>
+        <w:tblStyle w:val="TableGrid"/>
+        <w:tblW w:type="auto" w:w="0"/>
+        <w:jc w:val="center"/>
+        <w:tblLook w:firstColumn="1" w:firstRow="1" w:lastColumn="0" w:lastRow="0" w:noHBand="0" w:noVBand="1" w:val="04A0"/>
+      </w:tblPr>
+      <w:tblGrid>
+        <w:gridCol w:w="2448"/>
+        <w:gridCol w:w="2448"/>
+        <w:gridCol w:w="2448"/>
+        <w:gridCol w:w="2448"/>
+      </w:tblGrid>
+      <w:tr>
+        <w:tc>
+          <w:tcPr>
+            <w:tcW w:type="dxa" w:w="2448"/>
+            <w:shd w:val="clear" w:color="auto" w:fill="2E75B6"/>
+          </w:tcPr>
+          <w:p>
+            <w:pPr>
+              <w:spacing w:after="40" w:before="40"/>
+            </w:pPr>
+            <w:r/>
+            <w:r>
+              <w:rPr>
+                <w:rFonts w:ascii="微软雅黑" w:hAnsi="微软雅黑" w:eastAsia="微软雅黑"/>
+                <w:b/>
+                <w:color w:val="FFFFFF"/>
+                <w:sz w:val="21"/>
+              </w:rPr>
+              <w:t>成分/事项</w:t>
+            </w:r>
+          </w:p>
+        </w:tc>
+        <w:tc>
+          <w:tcPr>
+            <w:tcW w:type="dxa" w:w="2448"/>
+            <w:shd w:val="clear" w:color="auto" w:fill="2E75B6"/>
+          </w:tcPr>
+          <w:p>
+            <w:pPr>
+              <w:spacing w:after="40" w:before="40"/>
+            </w:pPr>
+            <w:r/>
+            <w:r>
+              <w:rPr>
+                <w:rFonts w:ascii="微软雅黑" w:hAnsi="微软雅黑" w:eastAsia="微软雅黑"/>
+                <w:b/>
+                <w:color w:val="FFFFFF"/>
+                <w:sz w:val="21"/>
+              </w:rPr>
+              <w:t>法规状态</w:t>
+            </w:r>
+          </w:p>
+        </w:tc>
+        <w:tc>
+          <w:tcPr>
+            <w:tcW w:type="dxa" w:w="2448"/>
+            <w:shd w:val="clear" w:color="auto" w:fill="2E75B6"/>
+          </w:tcPr>
+          <w:p>
+            <w:pPr>
+              <w:spacing w:after="40" w:before="40"/>
+            </w:pPr>
+            <w:r/>
+            <w:r>
+              <w:rPr>
+                <w:rFonts w:ascii="微软雅黑" w:hAnsi="微软雅黑" w:eastAsia="微软雅黑"/>
+                <w:b/>
+                <w:color w:val="FFFFFF"/>
+                <w:sz w:val="21"/>
+              </w:rPr>
+              <w:t>限量/要求</w:t>
+            </w:r>
+          </w:p>
+        </w:tc>
+        <w:tc>
+          <w:tcPr>
+            <w:tcW w:type="dxa" w:w="2448"/>
+            <w:shd w:val="clear" w:color="auto" w:fill="2E75B6"/>
+          </w:tcPr>
+          <w:p>
+            <w:pPr>
+              <w:spacing w:after="40" w:before="40"/>
+            </w:pPr>
+            <w:r/>
+            <w:r>
+              <w:rPr>
+                <w:rFonts w:ascii="微软雅黑" w:hAnsi="微软雅黑" w:eastAsia="微软雅黑"/>
+                <w:b/>
+                <w:color w:val="FFFFFF"/>
+                <w:sz w:val="21"/>
+              </w:rPr>
+              <w:t>宣称边界与实践提示</w:t>
+            </w:r>
+          </w:p>
+        </w:tc>
+      </w:tr>
+      <w:tr>
+        <w:tc>
+          <w:tcPr>
+            <w:tcW w:type="dxa" w:w="2448"/>
+            <w:shd w:val="clear" w:color="auto" w:fill="EEF3F8"/>
+          </w:tcPr>
+          <w:p>
+            <w:pPr>
+              <w:spacing w:after="40" w:before="40"/>
+            </w:pPr>
+            <w:r/>
+            <w:r>
+              <w:rPr>
+                <w:rFonts w:ascii="微软雅黑" w:hAnsi="微软雅黑" w:eastAsia="微软雅黑"/>
+                <w:b w:val="0"/>
+                <w:sz w:val="20"/>
+              </w:rPr>
+              <w:t>水杨酸（Salicylic Acid）</w:t>
+            </w:r>
+          </w:p>
+        </w:tc>
+        <w:tc>
+          <w:tcPr>
+            <w:tcW w:type="dxa" w:w="2448"/>
+            <w:shd w:val="clear" w:color="auto" w:fill="EEF3F8"/>
+          </w:tcPr>
+          <w:p>
+            <w:pPr>
+              <w:spacing w:after="40" w:before="40"/>
+            </w:pPr>
+            <w:r/>
+            <w:r>
+              <w:rPr>
+                <w:rFonts w:ascii="微软雅黑" w:hAnsi="微软雅黑" w:eastAsia="微软雅黑"/>
+                <w:b w:val="0"/>
+                <w:sz w:val="20"/>
+              </w:rPr>
+              <w:t>限用组分 + 准用防腐剂双重身份</w:t>
+            </w:r>
+          </w:p>
+        </w:tc>
+        <w:tc>
+          <w:tcPr>
+            <w:tcW w:type="dxa" w:w="2448"/>
+            <w:shd w:val="clear" w:color="auto" w:fill="EEF3F8"/>
+          </w:tcPr>
+          <w:p>
+            <w:pPr>
+              <w:spacing w:after="40" w:before="40"/>
+            </w:pPr>
+            <w:r/>
+            <w:r>
+              <w:rPr>
+                <w:rFonts w:ascii="微软雅黑" w:hAnsi="微软雅黑" w:eastAsia="微软雅黑"/>
+                <w:b w:val="0"/>
+                <w:sz w:val="20"/>
+              </w:rPr>
+              <w:t>驻留类与淋洗类肤用 ≤2.0%；淋洗类发用 ≤3.0%；体用/接触粘膜/除臭 ≤0.5%；当防腐剂使用时总量 ≤0.5%（以酸计）</w:t>
+            </w:r>
+          </w:p>
+        </w:tc>
+        <w:tc>
+          <w:tcPr>
+            <w:tcW w:type="dxa" w:w="2448"/>
+            <w:shd w:val="clear" w:color="auto" w:fill="EEF3F8"/>
+          </w:tcPr>
+          <w:p>
+            <w:pPr>
+              <w:spacing w:after="40" w:before="40"/>
+            </w:pPr>
+            <w:r/>
+            <w:r>
+              <w:rPr>
+                <w:rFonts w:ascii="微软雅黑" w:hAnsi="微软雅黑" w:eastAsia="微软雅黑"/>
+                <w:b w:val="0"/>
+                <w:sz w:val="20"/>
+              </w:rPr>
+              <w:t>标签须标「含水杨酸；三岁以下儿童勿用」，三岁以下儿童禁用（香波除外）。务必按产品真实类别对应限量——已有祛痘凝胶因实测 1.7% 超出其类别标准值 ≤0.5% 被判不合格并立案</w:t>
+            </w:r>
+          </w:p>
+        </w:tc>
+      </w:tr>
+      <w:tr>
+        <w:tc>
+          <w:tcPr>
+            <w:tcW w:type="dxa" w:w="2448"/>
+          </w:tcPr>
+          <w:p>
+            <w:pPr>
+              <w:spacing w:after="40" w:before="40"/>
+            </w:pPr>
+            <w:r/>
+            <w:r>
+              <w:rPr>
+                <w:rFonts w:ascii="微软雅黑" w:hAnsi="微软雅黑" w:eastAsia="微软雅黑"/>
+                <w:b w:val="0"/>
+                <w:sz w:val="20"/>
+              </w:rPr>
+              <w:t>α-羟基酸（果酸）及其盐类酯类</w:t>
+            </w:r>
+          </w:p>
+        </w:tc>
+        <w:tc>
+          <w:tcPr>
+            <w:tcW w:type="dxa" w:w="2448"/>
+          </w:tcPr>
+          <w:p>
+            <w:pPr>
+              <w:spacing w:after="40" w:before="40"/>
+            </w:pPr>
+            <w:r/>
+            <w:r>
+              <w:rPr>
+                <w:rFonts w:ascii="微软雅黑" w:hAnsi="微软雅黑" w:eastAsia="微软雅黑"/>
+                <w:b w:val="0"/>
+                <w:sz w:val="20"/>
+              </w:rPr>
+              <w:t>限用</w:t>
+            </w:r>
+          </w:p>
+        </w:tc>
+        <w:tc>
+          <w:tcPr>
+            <w:tcW w:type="dxa" w:w="2448"/>
+          </w:tcPr>
+          <w:p>
+            <w:pPr>
+              <w:spacing w:after="40" w:before="40"/>
+            </w:pPr>
+            <w:r/>
+            <w:r>
+              <w:rPr>
+                <w:rFonts w:ascii="微软雅黑" w:hAnsi="微软雅黑" w:eastAsia="微软雅黑"/>
+                <w:b w:val="0"/>
+                <w:sz w:val="20"/>
+              </w:rPr>
+              <w:t>总量 ≤6.0%，产品 pH ≥3.5（淋洗类除外）</w:t>
+            </w:r>
+          </w:p>
+        </w:tc>
+        <w:tc>
+          <w:tcPr>
+            <w:tcW w:type="dxa" w:w="2448"/>
+          </w:tcPr>
+          <w:p>
+            <w:pPr>
+              <w:spacing w:after="40" w:before="40"/>
+            </w:pPr>
+            <w:r/>
+            <w:r>
+              <w:rPr>
+                <w:rFonts w:ascii="微软雅黑" w:hAnsi="微软雅黑" w:eastAsia="微软雅黑"/>
+                <w:b w:val="0"/>
+                <w:sz w:val="20"/>
+              </w:rPr>
+              <w:t>总量 ≥3% 需标注「与防晒化妆品同时使用」</w:t>
+            </w:r>
+          </w:p>
+        </w:tc>
+      </w:tr>
+      <w:tr>
+        <w:tc>
+          <w:tcPr>
+            <w:tcW w:type="dxa" w:w="2448"/>
+            <w:shd w:val="clear" w:color="auto" w:fill="EEF3F8"/>
+          </w:tcPr>
+          <w:p>
+            <w:pPr>
+              <w:spacing w:after="40" w:before="40"/>
+            </w:pPr>
+            <w:r/>
+            <w:r>
+              <w:rPr>
+                <w:rFonts w:ascii="微软雅黑" w:hAnsi="微软雅黑" w:eastAsia="微软雅黑"/>
+                <w:b w:val="0"/>
+                <w:sz w:val="20"/>
+              </w:rPr>
+              <w:t>维A酸 / 异维A酸 / 三氯醋酸 / 阿达帕林 / 他扎罗汀</w:t>
+            </w:r>
+          </w:p>
+        </w:tc>
+        <w:tc>
+          <w:tcPr>
+            <w:tcW w:type="dxa" w:w="2448"/>
+            <w:shd w:val="clear" w:color="auto" w:fill="EEF3F8"/>
+          </w:tcPr>
+          <w:p>
+            <w:pPr>
+              <w:spacing w:after="40" w:before="40"/>
+            </w:pPr>
+            <w:r/>
+            <w:r>
+              <w:rPr>
+                <w:rFonts w:ascii="微软雅黑" w:hAnsi="微软雅黑" w:eastAsia="微软雅黑"/>
+                <w:b w:val="0"/>
+                <w:sz w:val="20"/>
+              </w:rPr>
+              <w:t>药品成分，化妆品禁用</w:t>
+            </w:r>
+          </w:p>
+        </w:tc>
+        <w:tc>
+          <w:tcPr>
+            <w:tcW w:type="dxa" w:w="2448"/>
+            <w:shd w:val="clear" w:color="auto" w:fill="EEF3F8"/>
+          </w:tcPr>
+          <w:p>
+            <w:pPr>
+              <w:spacing w:after="40" w:before="40"/>
+            </w:pPr>
+            <w:r/>
+            <w:r>
+              <w:rPr>
+                <w:rFonts w:ascii="微软雅黑" w:hAnsi="微软雅黑" w:eastAsia="微软雅黑"/>
+                <w:b w:val="0"/>
+                <w:sz w:val="20"/>
+              </w:rPr>
+              <w:t>0</w:t>
+            </w:r>
+          </w:p>
+        </w:tc>
+        <w:tc>
+          <w:tcPr>
+            <w:tcW w:type="dxa" w:w="2448"/>
+            <w:shd w:val="clear" w:color="auto" w:fill="EEF3F8"/>
+          </w:tcPr>
+          <w:p>
+            <w:pPr>
+              <w:spacing w:after="40" w:before="40"/>
+            </w:pPr>
+            <w:r/>
+            <w:r>
+              <w:rPr>
+                <w:rFonts w:ascii="微软雅黑" w:hAnsi="微软雅黑" w:eastAsia="微软雅黑"/>
+                <w:b w:val="0"/>
+                <w:sz w:val="20"/>
+              </w:rPr>
+              <w:t>严禁添加；「刷酸」属医疗美容行为，须在有资质机构由专业人员进行（医疗常用果酸 20%–70%、水杨酸 20%–30%）</w:t>
+            </w:r>
+          </w:p>
+        </w:tc>
+      </w:tr>
+      <w:tr>
+        <w:tc>
+          <w:tcPr>
+            <w:tcW w:type="dxa" w:w="2448"/>
+          </w:tcPr>
+          <w:p>
+            <w:pPr>
+              <w:spacing w:after="40" w:before="40"/>
+            </w:pPr>
+            <w:r/>
+            <w:r>
+              <w:rPr>
+                <w:rFonts w:ascii="微软雅黑" w:hAnsi="微软雅黑" w:eastAsia="微软雅黑"/>
+                <w:b w:val="0"/>
+                <w:sz w:val="20"/>
+              </w:rPr>
+              <w:t>过氧化苯甲酰（BPO）</w:t>
+            </w:r>
+          </w:p>
+        </w:tc>
+        <w:tc>
+          <w:tcPr>
+            <w:tcW w:type="dxa" w:w="2448"/>
+          </w:tcPr>
+          <w:p>
+            <w:pPr>
+              <w:spacing w:after="40" w:before="40"/>
+            </w:pPr>
+            <w:r/>
+            <w:r>
+              <w:rPr>
+                <w:rFonts w:ascii="微软雅黑" w:hAnsi="微软雅黑" w:eastAsia="微软雅黑"/>
+                <w:b w:val="0"/>
+                <w:sz w:val="20"/>
+              </w:rPr>
+              <w:t>药品成分，化妆品禁用</w:t>
+            </w:r>
+          </w:p>
+        </w:tc>
+        <w:tc>
+          <w:tcPr>
+            <w:tcW w:type="dxa" w:w="2448"/>
+          </w:tcPr>
+          <w:p>
+            <w:pPr>
+              <w:spacing w:after="40" w:before="40"/>
+            </w:pPr>
+            <w:r/>
+            <w:r>
+              <w:rPr>
+                <w:rFonts w:ascii="微软雅黑" w:hAnsi="微软雅黑" w:eastAsia="微软雅黑"/>
+                <w:b w:val="0"/>
+                <w:sz w:val="20"/>
+              </w:rPr>
+              <w:t>0</w:t>
+            </w:r>
+          </w:p>
+        </w:tc>
+        <w:tc>
+          <w:tcPr>
+            <w:tcW w:type="dxa" w:w="2448"/>
+          </w:tcPr>
+          <w:p>
+            <w:pPr>
+              <w:spacing w:after="40" w:before="40"/>
+            </w:pPr>
+            <w:r/>
+            <w:r>
+              <w:rPr>
+                <w:rFonts w:ascii="微软雅黑" w:hAnsi="微软雅黑" w:eastAsia="微软雅黑"/>
+                <w:b w:val="0"/>
+                <w:sz w:val="20"/>
+              </w:rPr>
+              <w:t>不得添加；化妆品路径需以壬二酸、辛酰甘氨酸、后生元等作为替代方案并同步做功效持证</w:t>
+            </w:r>
+          </w:p>
+        </w:tc>
+      </w:tr>
+      <w:tr>
+        <w:tc>
+          <w:tcPr>
+            <w:tcW w:type="dxa" w:w="2448"/>
+            <w:shd w:val="clear" w:color="auto" w:fill="EEF3F8"/>
+          </w:tcPr>
+          <w:p>
+            <w:pPr>
+              <w:spacing w:after="40" w:before="40"/>
+            </w:pPr>
+            <w:r/>
+            <w:r>
+              <w:rPr>
+                <w:rFonts w:ascii="微软雅黑" w:hAnsi="微软雅黑" w:eastAsia="微软雅黑"/>
+                <w:b w:val="0"/>
+                <w:sz w:val="20"/>
+              </w:rPr>
+              <w:t>壬二酸（Azelaic Acid）</w:t>
+            </w:r>
+          </w:p>
+        </w:tc>
+        <w:tc>
+          <w:tcPr>
+            <w:tcW w:type="dxa" w:w="2448"/>
+            <w:shd w:val="clear" w:color="auto" w:fill="EEF3F8"/>
+          </w:tcPr>
+          <w:p>
+            <w:pPr>
+              <w:spacing w:after="40" w:before="40"/>
+            </w:pPr>
+            <w:r/>
+            <w:r>
+              <w:rPr>
+                <w:rFonts w:ascii="微软雅黑" w:hAnsi="微软雅黑" w:eastAsia="微软雅黑"/>
+                <w:b w:val="0"/>
+                <w:sz w:val="20"/>
+              </w:rPr>
+              <w:t>《已使用化妆品原料目录（2021年版）》收录</w:t>
+            </w:r>
+          </w:p>
+        </w:tc>
+        <w:tc>
+          <w:tcPr>
+            <w:tcW w:type="dxa" w:w="2448"/>
+            <w:shd w:val="clear" w:color="auto" w:fill="EEF3F8"/>
+          </w:tcPr>
+          <w:p>
+            <w:pPr>
+              <w:spacing w:after="40" w:before="40"/>
+            </w:pPr>
+            <w:r/>
+            <w:r>
+              <w:rPr>
+                <w:rFonts w:ascii="微软雅黑" w:hAnsi="微软雅黑" w:eastAsia="微软雅黑"/>
+                <w:b w:val="0"/>
+                <w:sz w:val="20"/>
+              </w:rPr>
+              <w:t>驻留类最高历史使用量 20%</w:t>
+            </w:r>
+          </w:p>
+        </w:tc>
+        <w:tc>
+          <w:tcPr>
+            <w:tcW w:type="dxa" w:w="2448"/>
+            <w:shd w:val="clear" w:color="auto" w:fill="EEF3F8"/>
+          </w:tcPr>
+          <w:p>
+            <w:pPr>
+              <w:spacing w:after="40" w:before="40"/>
+            </w:pPr>
+            <w:r/>
+            <w:r>
+              <w:rPr>
+                <w:rFonts w:ascii="微软雅黑" w:hAnsi="微软雅黑" w:eastAsia="微软雅黑"/>
+                <w:b w:val="0"/>
+                <w:sz w:val="20"/>
+              </w:rPr>
+              <w:t>药用法常用 15%–20%；化妆品配方建议从 5%–10% 起做耐受梯度</w:t>
+            </w:r>
+          </w:p>
+        </w:tc>
+      </w:tr>
+      <w:tr>
+        <w:tc>
+          <w:tcPr>
+            <w:tcW w:type="dxa" w:w="2448"/>
+          </w:tcPr>
+          <w:p>
+            <w:pPr>
+              <w:spacing w:after="40" w:before="40"/>
+            </w:pPr>
+            <w:r/>
+            <w:r>
+              <w:rPr>
+                <w:rFonts w:ascii="微软雅黑" w:hAnsi="微软雅黑" w:eastAsia="微软雅黑"/>
+                <w:b w:val="0"/>
+                <w:sz w:val="20"/>
+              </w:rPr>
+              <w:t>抗生素（红霉素/克林霉素/夫西地酸等）</w:t>
+            </w:r>
+          </w:p>
+        </w:tc>
+        <w:tc>
+          <w:tcPr>
+            <w:tcW w:type="dxa" w:w="2448"/>
+          </w:tcPr>
+          <w:p>
+            <w:pPr>
+              <w:spacing w:after="40" w:before="40"/>
+            </w:pPr>
+            <w:r/>
+            <w:r>
+              <w:rPr>
+                <w:rFonts w:ascii="微软雅黑" w:hAnsi="微软雅黑" w:eastAsia="微软雅黑"/>
+                <w:b w:val="0"/>
+                <w:sz w:val="20"/>
+              </w:rPr>
+              <w:t>化妆品禁用</w:t>
+            </w:r>
+          </w:p>
+        </w:tc>
+        <w:tc>
+          <w:tcPr>
+            <w:tcW w:type="dxa" w:w="2448"/>
+          </w:tcPr>
+          <w:p>
+            <w:pPr>
+              <w:spacing w:after="40" w:before="40"/>
+            </w:pPr>
+            <w:r/>
+            <w:r>
+              <w:rPr>
+                <w:rFonts w:ascii="微软雅黑" w:hAnsi="微软雅黑" w:eastAsia="微软雅黑"/>
+                <w:b w:val="0"/>
+                <w:sz w:val="20"/>
+              </w:rPr>
+              <w:t>0</w:t>
+            </w:r>
+          </w:p>
+        </w:tc>
+        <w:tc>
+          <w:tcPr>
+            <w:tcW w:type="dxa" w:w="2448"/>
+          </w:tcPr>
+          <w:p>
+            <w:pPr>
+              <w:spacing w:after="40" w:before="40"/>
+            </w:pPr>
+            <w:r/>
+            <w:r>
+              <w:rPr>
+                <w:rFonts w:ascii="微软雅黑" w:hAnsi="微软雅黑" w:eastAsia="微软雅黑"/>
+                <w:b w:val="0"/>
+                <w:sz w:val="20"/>
+              </w:rPr>
+              <w:t>不得添加；且外用抗生素单用易诱导 C. acnes 耐药（&gt;60% 菌株对大环内酯/四环素耐药）</w:t>
+            </w:r>
+          </w:p>
+        </w:tc>
+      </w:tr>
+      <w:tr>
+        <w:tc>
+          <w:tcPr>
+            <w:tcW w:type="dxa" w:w="2448"/>
+            <w:shd w:val="clear" w:color="auto" w:fill="EEF3F8"/>
+          </w:tcPr>
+          <w:p>
+            <w:pPr>
+              <w:spacing w:after="40" w:before="40"/>
+            </w:pPr>
+            <w:r/>
+            <w:r>
+              <w:rPr>
+                <w:rFonts w:ascii="微软雅黑" w:hAnsi="微软雅黑" w:eastAsia="微软雅黑"/>
+                <w:b w:val="0"/>
+                <w:sz w:val="20"/>
+              </w:rPr>
+              <w:t>祛痘功效宣称</w:t>
+            </w:r>
+          </w:p>
+        </w:tc>
+        <w:tc>
+          <w:tcPr>
+            <w:tcW w:type="dxa" w:w="2448"/>
+            <w:shd w:val="clear" w:color="auto" w:fill="EEF3F8"/>
+          </w:tcPr>
+          <w:p>
+            <w:pPr>
+              <w:spacing w:after="40" w:before="40"/>
+            </w:pPr>
+            <w:r/>
+            <w:r>
+              <w:rPr>
+                <w:rFonts w:ascii="微软雅黑" w:hAnsi="微软雅黑" w:eastAsia="微软雅黑"/>
+                <w:b w:val="0"/>
+                <w:sz w:val="20"/>
+              </w:rPr>
+              <w:t>需人体功效评价支撑</w:t>
+            </w:r>
+          </w:p>
+        </w:tc>
+        <w:tc>
+          <w:tcPr>
+            <w:tcW w:type="dxa" w:w="2448"/>
+            <w:shd w:val="clear" w:color="auto" w:fill="EEF3F8"/>
+          </w:tcPr>
+          <w:p>
+            <w:pPr>
+              <w:spacing w:after="40" w:before="40"/>
+            </w:pPr>
+            <w:r/>
+            <w:r>
+              <w:rPr>
+                <w:rFonts w:ascii="微软雅黑" w:hAnsi="微软雅黑" w:eastAsia="微软雅黑"/>
+                <w:b w:val="0"/>
+                <w:sz w:val="20"/>
+              </w:rPr>
+              <w:t>建议 ≥30 人、≥4 周、随机对照设盲</w:t>
+            </w:r>
+          </w:p>
+        </w:tc>
+        <w:tc>
+          <w:tcPr>
+            <w:tcW w:type="dxa" w:w="2448"/>
+            <w:shd w:val="clear" w:color="auto" w:fill="EEF3F8"/>
+          </w:tcPr>
+          <w:p>
+            <w:pPr>
+              <w:spacing w:after="40" w:before="40"/>
+            </w:pPr>
+            <w:r/>
+            <w:r>
+              <w:rPr>
+                <w:rFonts w:ascii="微软雅黑" w:hAnsi="微软雅黑" w:eastAsia="微软雅黑"/>
+                <w:b w:val="0"/>
+                <w:sz w:val="20"/>
+              </w:rPr>
+              <w:t>不得明示或暗示医疗作用；禁用「治疗痤疮」「杀菌消炎」「抗感染」「刷酸换肤」等医疗器械/药品口径词汇</w:t>
+            </w:r>
+          </w:p>
+        </w:tc>
+      </w:tr>
+    </w:tbl>
+    <w:p>
+      <w:pPr>
+        <w:spacing w:after="40"/>
+      </w:pPr>
+    </w:p>
+    <w:tbl>
+      <w:tblPr>
+        <w:tblW w:type="auto" w:w="0"/>
+        <w:jc w:val="center"/>
+        <w:tblLook w:firstColumn="1" w:firstRow="1" w:lastColumn="0" w:lastRow="0" w:noHBand="0" w:noVBand="1" w:val="04A0"/>
+      </w:tblPr>
+      <w:tblGrid>
+        <w:gridCol w:w="9792"/>
+      </w:tblGrid>
+      <w:tr>
+        <w:tc>
+          <w:tcPr>
+            <w:tcW w:type="dxa" w:w="9792"/>
+            <w:shd w:val="clear" w:color="auto" w:fill="EAF2F8"/>
+            <w:tcBorders>
+              <w:left w:val="single" w:sz="24" w:space="0" w:color="2E75B6"/>
+            </w:tcBorders>
+          </w:tcPr>
+          <w:p>
+            <w:r/>
+            <w:r>
+              <w:rPr>
+                <w:rFonts w:ascii="微软雅黑" w:hAnsi="微软雅黑" w:eastAsia="微软雅黑"/>
+                <w:b/>
+                <w:color w:val="2E75B6"/>
+                <w:sz w:val="23"/>
+              </w:rPr>
+              <w:t>工程师视角：</w:t>
+            </w:r>
+            <w:r>
+              <w:rPr>
+                <w:rFonts w:ascii="微软雅黑" w:hAnsi="微软雅黑" w:eastAsia="微软雅黑"/>
+                <w:sz w:val="21"/>
+              </w:rPr>
+              <w:t>最容易踩的坑不是「超量添加」，而是「剂型类别与限量不匹配」——同一浓度的水杨酸，做淋洗类发用合规，做体用/接触粘膜类就超标。类别判定要与申报资料完全一致。</w:t>
+            </w:r>
+          </w:p>
+        </w:tc>
+      </w:tr>
+    </w:tbl>
+    <w:p/>
+    <w:p>
+      <w:pPr>
+        <w:spacing w:before="220" w:after="80"/>
+      </w:pPr>
+      <w:r>
+        <w:rPr>
+          <w:rFonts w:ascii="微软雅黑" w:hAnsi="微软雅黑" w:eastAsia="微软雅黑"/>
+          <w:b/>
+          <w:color w:val="1F3A5F"/>
+          <w:sz w:val="28"/>
+        </w:rPr>
+        <w:t>八、今日可落地行动</w:t>
+      </w:r>
+    </w:p>
+    <w:p>
+      <w:pPr>
+        <w:pStyle w:val="ListBullet"/>
+        <w:spacing w:after="60" w:line="312" w:lineRule="auto"/>
+      </w:pPr>
+      <w:r>
+        <w:rPr>
+          <w:rFonts w:ascii="微软雅黑" w:hAnsi="微软雅黑" w:eastAsia="微软雅黑"/>
+          <w:sz w:val="21"/>
+        </w:rPr>
+        <w:t>确立「四层闭环」配方骨架立项：疏通（水杨酸或壬二酸）+ 调菌（辛酰甘氨酸/后生元）+ 抗炎抗氧化（烟酰胺+Zn PCA+绿茶多酚+积雪草）+ 屏障（神经酰胺复合+胆固醇+泛醇）。</w:t>
+      </w:r>
+    </w:p>
+    <w:p>
+      <w:pPr>
+        <w:pStyle w:val="ListBullet"/>
+        <w:spacing w:after="60" w:line="312" w:lineRule="auto"/>
+      </w:pPr>
+      <w:r>
+        <w:rPr>
+          <w:rFonts w:ascii="微软雅黑" w:hAnsi="微软雅黑" w:eastAsia="微软雅黑"/>
+          <w:sz w:val="21"/>
+        </w:rPr>
+        <w:t>把维生素 E 从「抗氧化配角」提升为必须的「抗 SQOX 主线」：体外测脂质过氧化抑制率，作为立项的核心机理证据。</w:t>
+      </w:r>
+    </w:p>
+    <w:p>
+      <w:pPr>
+        <w:pStyle w:val="ListBullet"/>
+        <w:spacing w:after="60" w:line="312" w:lineRule="auto"/>
+      </w:pPr>
+      <w:r>
+        <w:rPr>
+          <w:rFonts w:ascii="微软雅黑" w:hAnsi="微软雅黑" w:eastAsia="微软雅黑"/>
+          <w:sz w:val="21"/>
+        </w:rPr>
+        <w:t>搭建体外筛选链路：SZ95 皮脂细胞模型（测脂质合成下降、IGF-1/mTORC1 轴响应）+ C. acnes IA1 生物膜抑制 + IL-1β/IL-8 ELISA（TLR2-NLRP3 轴），先过筛再上人体。</w:t>
+      </w:r>
+    </w:p>
+    <w:p>
+      <w:pPr>
+        <w:pStyle w:val="ListBullet"/>
+        <w:spacing w:after="60" w:line="312" w:lineRule="auto"/>
+      </w:pPr>
+      <w:r>
+        <w:rPr>
+          <w:rFonts w:ascii="微软雅黑" w:hAnsi="微软雅黑" w:eastAsia="微软雅黑"/>
+          <w:sz w:val="21"/>
+        </w:rPr>
+        <w:t>人体功效方案按团体标准设计：≥30 人轻中度痤疮、≥4 周（建议设 2/4/8 周三个时间点），增设含神经酰胺护理组做自身对照，用 Sebumeter + Mexameter + IGA + 皮损计数四维评估。</w:t>
+      </w:r>
+    </w:p>
+    <w:p>
+      <w:pPr>
+        <w:pStyle w:val="ListBullet"/>
+        <w:spacing w:after="60" w:line="312" w:lineRule="auto"/>
+      </w:pPr>
+      <w:r>
+        <w:rPr>
+          <w:rFonts w:ascii="微软雅黑" w:hAnsi="微软雅黑" w:eastAsia="微软雅黑"/>
+          <w:sz w:val="21"/>
+        </w:rPr>
+        <w:t>合规自查三件事：水杨酸按真实剂型类别校限；标签加「含水杨酸；三岁以下儿童勿用」；全文剔除治疗/杀菌/抗炎等医疗化表述，改用「帮助减少痘痘」「有助于肌肤恢复」。</w:t>
+      </w:r>
+    </w:p>
+    <w:p>
+      <w:pPr>
+        <w:pStyle w:val="ListBullet"/>
+        <w:spacing w:after="60" w:line="312" w:lineRule="auto"/>
+      </w:pPr>
+      <w:r>
+        <w:rPr>
+          <w:rFonts w:ascii="微软雅黑" w:hAnsi="微软雅黑" w:eastAsia="微软雅黑"/>
+          <w:sz w:val="21"/>
+        </w:rPr>
+        <w:t>市场叙事升级为「先看懂闭环，再给方案」：用「好菌/坏菌/砖墙水泥」「油被氧化了」两套消费者语言，替代「控油杀菌」旧话术。</w:t>
+      </w:r>
+    </w:p>
+    <w:p>
+      <w:pPr>
+        <w:pStyle w:val="ListBullet"/>
+        <w:spacing w:after="60" w:line="312" w:lineRule="auto"/>
+      </w:pPr>
+      <w:r>
+        <w:rPr>
+          <w:rFonts w:ascii="微软雅黑" w:hAnsi="微软雅黑" w:eastAsia="微软雅黑"/>
+          <w:sz w:val="21"/>
+        </w:rPr>
+        <w:t>读完本篇对我说「加工这篇」，我压成简洁知识块入 Topics，并与屏障篇（神经酰胺砖墙模型）、医美术后篇（PIH 抑制与术后屏障）、神经美容篇（压力-CRH 通路与毛囊皮脂腺单位的应激轴）建立互链——这三篇在「应激—炎症—屏障」上完全同源。</w:t>
+      </w:r>
+    </w:p>
+    <w:p>
+      <w:pPr>
+        <w:pStyle w:val="ListBullet"/>
+        <w:spacing w:after="60" w:line="312" w:lineRule="auto"/>
+      </w:pPr>
+      <w:r>
+        <w:rPr>
+          <w:rFonts w:ascii="微软雅黑" w:hAnsi="微软雅黑" w:eastAsia="微软雅黑"/>
+          <w:sz w:val="21"/>
+        </w:rPr>
+        <w:t>缺口：仓库尚无「痤疮/痘肌」独立卡片。建议本轮迭代补建，并归入 Topics/化妆品护肤。彩妆篇与粉底/持妆可与「不致痘性（non-comedogenic）测试」联动。</w:t>
+      </w:r>
+    </w:p>
+    <w:p>
+      <w:pPr>
+        <w:spacing w:before="200"/>
+      </w:pPr>
+      <w:r>
+        <w:rPr>
+          <w:rFonts w:ascii="微软雅黑" w:hAnsi="微软雅黑" w:eastAsia="微软雅黑"/>
+          <w:b/>
+          <w:color w:val="1F3A5F"/>
+          <w:sz w:val="25"/>
+        </w:rPr>
+        <w:t>附图</w:t>
+      </w:r>
+    </w:p>
+    <w:p>
+      <w:pPr>
+        <w:jc w:val="center"/>
+      </w:pPr>
+      <w:r>
+        <w:drawing>
+          <wp:inline xmlns:a="http://schemas.openxmlformats.org/drawingml/2006/main" xmlns:pic="http://schemas.openxmlformats.org/drawingml/2006/picture">
+            <wp:extent cx="4572000" cy="3128211"/>
+            <wp:docPr id="2" name="Picture 2"/>
+            <wp:cNvGraphicFramePr>
+              <a:graphicFrameLocks noChangeAspect="1"/>
+            </wp:cNvGraphicFramePr>
+            <a:graphic>
+              <a:graphicData uri="http://schemas.openxmlformats.org/drawingml/2006/picture">
+                <pic:pic>
+                  <pic:nvPicPr>
+                    <pic:cNvPr id="0" name="2026-09-19-acne-immune-metabolic-diagram.png"/>
+                    <pic:cNvPicPr/>
+                  </pic:nvPicPr>
+                  <pic:blipFill>
+                    <a:blip r:embed="rId10"/>
+                    <a:stretch>
+                      <a:fillRect/>
+                    </a:stretch>
+                  </pic:blipFill>
+                  <pic:spPr>
+                    <a:xfrm>
+                      <a:off x="0" y="0"/>
+                      <a:ext cx="4572000" cy="3128211"/>
+                    </a:xfrm>
+                    <a:prstGeom prst="rect"/>
+                  </pic:spPr>
+                </pic:pic>
+              </a:graphicData>
+            </a:graphic>
+          </wp:inline>
+        </w:drawing>
+      </w:r>
+    </w:p>
+    <w:p>
+      <w:pPr>
+        <w:jc w:val="center"/>
+      </w:pPr>
+      <w:r>
+        <w:rPr>
+          <w:rFonts w:ascii="微软雅黑" w:hAnsi="微软雅黑" w:eastAsia="微软雅黑"/>
+          <w:color w:val="595959"/>
+          <w:sz w:val="18"/>
+        </w:rPr>
+        <w:t>三重轴闭环机理：饮食/IGF-1 → mTORC1/SREBP-1 → 皮脂合成 → 棕榈酸与角鲨烯氧化 → TLR2/NLRP3/IL-1β → 屏障受损 → 反哺上游</w:t>
+      </w:r>
+    </w:p>
+    <w:p>
+      <w:pPr>
+        <w:spacing w:before="200"/>
+        <w:pBdr>
+          <w:top w:val="single" w:sz="6" w:space="1" w:color="BFBFBF"/>
+        </w:pBdr>
+      </w:pPr>
+      <w:r>
+        <w:rPr>
+          <w:rFonts w:ascii="微软雅黑" w:hAnsi="微软雅黑" w:eastAsia="微软雅黑"/>
+          <w:color w:val="595959"/>
+          <w:sz w:val="17"/>
+        </w:rPr>
+        <w:t>信源：MDPI Applied Sciences 2026 肠-皮肤轴综述；MDPI Acne &amp; Rosacea 共享轴综述；Int J Mol Sci 2024 痤疮治疗机制综述；Metabolites 2026 脂质代谢与饮食；Clin Cosmet Investig Dermatol 2022 屏障-菌群队列；J Drugs Dermatol 2023 神经酰胺辅助治疗 RCT；JEADV 2014 皮脂氧化/IL-1α 临床研究；Cochrane Database Syst Rev 2020 外用 acne 的系统评价；NMPA 2026 年第 6 号公告限用组分表；《化妆品功效宣称评价规范》；中国香化协会《化妆品祛痘功效人体测试方法》团标；中国香料香精化妆品工业协会、北检院、Gravel AI、Grand Ingredients 2026 趋势资料。理论锚点：董银卯《化妆品配方设计6步》、刘玮《皮肤科学与化妆品功效评价》、Cosmeceuticals、Handbook of Cosmetic Science and Technology。</w:t>
       </w:r>
     </w:p>
     <w:p>
@@ -1182,13 +2746,13 @@
         </w:rPr>
         <w:t xml:space="preserve">1. </w:t>
       </w:r>
-      <w:hyperlink r:id="rId9">
+      <w:hyperlink r:id="rId11">
         <w:r>
           <w:rPr>
             <w:rStyle w:val="Hyperlink"/>
             <w:rFonts w:eastAsia="微软雅黑" w:ascii="微软雅黑" w:hAnsi="微软雅黑"/>
           </w:rPr>
-          <w:t>A review of skin immune processes in acne (Frontiers 2023)</w:t>
+          <w:t>Rethinking Acne Vulgaris: The Gut–Skin Axis as a Central Mechanism and Therapeutic Target (MDPI Applied Sciences 2026;16(9):4527)</w:t>
         </w:r>
       </w:hyperlink>
       <w:r>
@@ -1197,7 +2761,7 @@
           <w:color w:val="595959"/>
           <w:sz w:val="18"/>
         </w:rPr>
-        <w:t xml:space="preserve">  https://www.frontiersin.org/journals/immunology/articles/10.3389/fimmu.2023.1324930</w:t>
+        <w:t xml:space="preserve">  https://www.mdpi.com/2076-3417/16/9/4527</w:t>
       </w:r>
     </w:p>
     <w:p>
@@ -1211,13 +2775,13 @@
         </w:rPr>
         <w:t xml:space="preserve">2. </w:t>
       </w:r>
-      <w:hyperlink r:id="rId10">
+      <w:hyperlink r:id="rId12">
         <w:r>
           <w:rPr>
             <w:rStyle w:val="Hyperlink"/>
             <w:rFonts w:eastAsia="微软雅黑" w:ascii="微软雅黑" w:hAnsi="微软雅黑"/>
           </w:rPr>
-          <w:t>Acne and Rosacea: Distinct Disorders Sharing a Sebum–Microbiome–Inflammation–Barrier Axis (MDPI 2026)</w:t>
+          <w:t>Acne and Rosacea: Distinct Disorders Sharing a Sebum–Microbiome–Inflammation–Barrier Axis (MDPI 2026;6(3):32)</w:t>
         </w:r>
       </w:hyperlink>
       <w:r>
@@ -1240,13 +2804,13 @@
         </w:rPr>
         <w:t xml:space="preserve">3. </w:t>
       </w:r>
-      <w:hyperlink r:id="rId11">
+      <w:hyperlink r:id="rId13">
         <w:r>
           <w:rPr>
             <w:rStyle w:val="Hyperlink"/>
             <w:rFonts w:eastAsia="微软雅黑" w:ascii="微软雅黑" w:hAnsi="微软雅黑"/>
           </w:rPr>
-          <w:t>祛痘核心成分技术分析：从皮脂调控、角质疏通到炎症管理（行业分析）</w:t>
+          <w:t>Lipid Metabolism, Body Composition, and Diet in Acne Vulgaris: A Narrative Review (MDPI Metabolites 2026;16(7):466)</w:t>
         </w:r>
       </w:hyperlink>
       <w:r>
@@ -1255,7 +2819,7 @@
           <w:color w:val="595959"/>
           <w:sz w:val="18"/>
         </w:rPr>
-        <w:t xml:space="preserve">  https://www.sohu.com/a/1025230915_122591783</w:t>
+        <w:t xml:space="preserve">  https://www.mdpi.com/2218-1989/16/7/466</w:t>
       </w:r>
     </w:p>
     <w:p>
@@ -1269,13 +2833,13 @@
         </w:rPr>
         <w:t xml:space="preserve">4. </w:t>
       </w:r>
-      <w:hyperlink r:id="rId12">
+      <w:hyperlink r:id="rId14">
         <w:r>
           <w:rPr>
             <w:rStyle w:val="Hyperlink"/>
             <w:rFonts w:eastAsia="微软雅黑" w:ascii="微软雅黑" w:hAnsi="微软雅黑"/>
           </w:rPr>
-          <w:t>《化妆品安全技术规范》限用/准用组分（水杨酸、视黄醇、过氧化苯甲酰等）</w:t>
+          <w:t>Exploring Acne Treatments: From Pathophysiological Mechanisms to Emerging Therapies (Int J Mol Sci 2024, PMC11121268)</w:t>
         </w:r>
       </w:hyperlink>
       <w:r>
@@ -1284,7 +2848,742 @@
           <w:color w:val="595959"/>
           <w:sz w:val="18"/>
         </w:rPr>
-        <w:t xml:space="preserve">  https://www.reach24h.com/cosmetic/industry-news/safety-specification-update</w:t>
+        <w:t xml:space="preserve">  https://pmc.ncbi.nlm.nih.gov/articles/PMC11121268/</w:t>
+      </w:r>
+    </w:p>
+    <w:p>
+      <w:pPr>
+        <w:pStyle w:val="ListNumber"/>
+        <w:spacing w:after="40"/>
+      </w:pPr>
+      <w:r>
+        <w:rPr>
+          <w:sz w:val="20"/>
+        </w:rPr>
+        <w:t xml:space="preserve">5. </w:t>
+      </w:r>
+      <w:hyperlink r:id="rId15">
+        <w:r>
+          <w:rPr>
+            <w:rStyle w:val="Hyperlink"/>
+            <w:rFonts w:eastAsia="微软雅黑" w:ascii="微软雅黑" w:hAnsi="微软雅黑"/>
+          </w:rPr>
+          <w:t>The Sebaceous Gland: A Key Player in the Balance Between Homeostasis and Inflammatory Skin Diseases (PMC40422250)</w:t>
+        </w:r>
+      </w:hyperlink>
+      <w:r>
+        <w:rPr>
+          <w:rFonts w:ascii="微软雅黑" w:hAnsi="微软雅黑" w:eastAsia="微软雅黑"/>
+          <w:color w:val="595959"/>
+          <w:sz w:val="18"/>
+        </w:rPr>
+        <w:t xml:space="preserve">  https://pmc.ncbi.nlm.nih.gov/articles/pmid/40422250/</w:t>
+      </w:r>
+    </w:p>
+    <w:p>
+      <w:pPr>
+        <w:pStyle w:val="ListNumber"/>
+        <w:spacing w:after="40"/>
+      </w:pPr>
+      <w:r>
+        <w:rPr>
+          <w:sz w:val="20"/>
+        </w:rPr>
+        <w:t xml:space="preserve">6. </w:t>
+      </w:r>
+      <w:hyperlink r:id="rId16">
+        <w:r>
+          <w:rPr>
+            <w:rStyle w:val="Hyperlink"/>
+            <w:rFonts w:eastAsia="微软雅黑" w:ascii="微软雅黑" w:hAnsi="微软雅黑"/>
+          </w:rPr>
+          <w:t>Epidermal Barrier Integrity is Associated with Both Skin Microbiome Diversity and Composition in Patients with Acne Vulgaris (CCID 2022, PMID 36196252)</w:t>
+        </w:r>
+      </w:hyperlink>
+      <w:r>
+        <w:rPr>
+          <w:rFonts w:ascii="微软雅黑" w:hAnsi="微软雅黑" w:eastAsia="微软雅黑"/>
+          <w:color w:val="595959"/>
+          <w:sz w:val="18"/>
+        </w:rPr>
+        <w:t xml:space="preserve">  https://pubmed.ncbi.nlm.nih.gov/36196252/</w:t>
+      </w:r>
+    </w:p>
+    <w:p>
+      <w:pPr>
+        <w:pStyle w:val="ListNumber"/>
+        <w:spacing w:after="40"/>
+      </w:pPr>
+      <w:r>
+        <w:rPr>
+          <w:sz w:val="20"/>
+        </w:rPr>
+        <w:t xml:space="preserve">7. </w:t>
+      </w:r>
+      <w:hyperlink r:id="rId17">
+        <w:r>
+          <w:rPr>
+            <w:rStyle w:val="Hyperlink"/>
+            <w:rFonts w:eastAsia="微软雅黑" w:ascii="微软雅黑" w:hAnsi="微软雅黑"/>
+          </w:rPr>
+          <w:t>Ceramide-Containing Adjunctive Skin Care for Skin Barrier Restoration During Acne Vulgaris Treatment (J Drugs Dermatol 2023, Draelos ZD 等)</w:t>
+        </w:r>
+      </w:hyperlink>
+      <w:r>
+        <w:rPr>
+          <w:rFonts w:ascii="微软雅黑" w:hAnsi="微软雅黑" w:eastAsia="微软雅黑"/>
+          <w:color w:val="595959"/>
+          <w:sz w:val="18"/>
+        </w:rPr>
+        <w:t xml:space="preserve">  https://pubmed.ncbi.nlm.nih.gov/37276158/</w:t>
+      </w:r>
+    </w:p>
+    <w:p>
+      <w:pPr>
+        <w:pStyle w:val="ListNumber"/>
+        <w:spacing w:after="40"/>
+      </w:pPr>
+      <w:r>
+        <w:rPr>
+          <w:sz w:val="20"/>
+        </w:rPr>
+        <w:t xml:space="preserve">8. </w:t>
+      </w:r>
+      <w:hyperlink r:id="rId18">
+        <w:r>
+          <w:rPr>
+            <w:rStyle w:val="Hyperlink"/>
+            <w:rFonts w:eastAsia="微软雅黑" w:ascii="微软雅黑" w:hAnsi="微软雅黑"/>
+          </w:rPr>
+          <w:t>Modulation of sebum oxidation and interleukin-1α levels associates with clinical improvement of mild comedonal acne (JEADV 2014, Capitanio B 等)</w:t>
+        </w:r>
+      </w:hyperlink>
+      <w:r>
+        <w:rPr>
+          <w:rFonts w:ascii="微软雅黑" w:hAnsi="微软雅黑" w:eastAsia="微软雅黑"/>
+          <w:color w:val="595959"/>
+          <w:sz w:val="18"/>
+        </w:rPr>
+        <w:t xml:space="preserve">  https://pubmed.ncbi.nlm.nih.gov/24628899</w:t>
+      </w:r>
+    </w:p>
+    <w:p>
+      <w:pPr>
+        <w:pStyle w:val="ListNumber"/>
+        <w:spacing w:after="40"/>
+      </w:pPr>
+      <w:r>
+        <w:rPr>
+          <w:sz w:val="20"/>
+        </w:rPr>
+        <w:t xml:space="preserve">9. </w:t>
+      </w:r>
+      <w:hyperlink r:id="rId19">
+        <w:r>
+          <w:rPr>
+            <w:rStyle w:val="Hyperlink"/>
+            <w:rFonts w:eastAsia="微软雅黑" w:ascii="微软雅黑" w:hAnsi="微软雅黑"/>
+          </w:rPr>
+          <w:t>The Role of Inflammation in the Pathology of Acne (PMC3780801)</w:t>
+        </w:r>
+      </w:hyperlink>
+      <w:r>
+        <w:rPr>
+          <w:rFonts w:ascii="微软雅黑" w:hAnsi="微软雅黑" w:eastAsia="微软雅黑"/>
+          <w:color w:val="595959"/>
+          <w:sz w:val="18"/>
+        </w:rPr>
+        <w:t xml:space="preserve">  https://pmc.ncbi.nlm.nih.gov/articles/PMC3780801/</w:t>
+      </w:r>
+    </w:p>
+    <w:p>
+      <w:pPr>
+        <w:pStyle w:val="ListNumber"/>
+        <w:spacing w:after="40"/>
+      </w:pPr>
+      <w:r>
+        <w:rPr>
+          <w:sz w:val="20"/>
+        </w:rPr>
+        <w:t xml:space="preserve">10. </w:t>
+      </w:r>
+      <w:hyperlink r:id="rId20">
+        <w:r>
+          <w:rPr>
+            <w:rStyle w:val="Hyperlink"/>
+            <w:rFonts w:eastAsia="微软雅黑" w:ascii="微软雅黑" w:hAnsi="微软雅黑"/>
+          </w:rPr>
+          <w:t>Sebaceous gland lipids：角鲨烯过氧化与粉刺形成 (PMC2835893)</w:t>
+        </w:r>
+      </w:hyperlink>
+      <w:r>
+        <w:rPr>
+          <w:rFonts w:ascii="微软雅黑" w:hAnsi="微软雅黑" w:eastAsia="微软雅黑"/>
+          <w:color w:val="595959"/>
+          <w:sz w:val="18"/>
+        </w:rPr>
+        <w:t xml:space="preserve">  https://www.ncbi.nlm.nih.gov/pmc/articles/PMC2835893/</w:t>
+      </w:r>
+    </w:p>
+    <w:p>
+      <w:pPr>
+        <w:pStyle w:val="ListNumber"/>
+        <w:spacing w:after="40"/>
+      </w:pPr>
+      <w:r>
+        <w:rPr>
+          <w:sz w:val="20"/>
+        </w:rPr>
+        <w:t xml:space="preserve">11. </w:t>
+      </w:r>
+      <w:hyperlink r:id="rId21">
+        <w:r>
+          <w:rPr>
+            <w:rStyle w:val="Hyperlink"/>
+            <w:rFonts w:eastAsia="微软雅黑" w:ascii="微软雅黑" w:hAnsi="微软雅黑"/>
+          </w:rPr>
+          <w:t>Pollution and acne: is there a link? (PMC5446966)</w:t>
+        </w:r>
+      </w:hyperlink>
+      <w:r>
+        <w:rPr>
+          <w:rFonts w:ascii="微软雅黑" w:hAnsi="微软雅黑" w:eastAsia="微软雅黑"/>
+          <w:color w:val="595959"/>
+          <w:sz w:val="18"/>
+        </w:rPr>
+        <w:t xml:space="preserve">  https://pmc.ncbi.nlm.nih.gov/articles/PMC5446966</w:t>
+      </w:r>
+    </w:p>
+    <w:p>
+      <w:pPr>
+        <w:pStyle w:val="ListNumber"/>
+        <w:spacing w:after="40"/>
+      </w:pPr>
+      <w:r>
+        <w:rPr>
+          <w:sz w:val="20"/>
+        </w:rPr>
+        <w:t xml:space="preserve">12. </w:t>
+      </w:r>
+      <w:hyperlink r:id="rId22">
+        <w:r>
+          <w:rPr>
+            <w:rStyle w:val="Hyperlink"/>
+            <w:rFonts w:eastAsia="微软雅黑" w:ascii="微软雅黑" w:hAnsi="微软雅黑"/>
+          </w:rPr>
+          <w:t>Topical azelaic acid, salicylic acid, nicotinamide, sulphur, zinc and fruit acid for acne (Cochrane Database Syst Rev 2020;5:CD011368)</w:t>
+        </w:r>
+      </w:hyperlink>
+      <w:r>
+        <w:rPr>
+          <w:rFonts w:ascii="微软雅黑" w:hAnsi="微软雅黑" w:eastAsia="微软雅黑"/>
+          <w:color w:val="595959"/>
+          <w:sz w:val="18"/>
+        </w:rPr>
+        <w:t xml:space="preserve">  https://pmc.ncbi.nlm.nih.gov/articles/pmid/32356369/</w:t>
+      </w:r>
+    </w:p>
+    <w:p>
+      <w:pPr>
+        <w:pStyle w:val="ListNumber"/>
+        <w:spacing w:after="40"/>
+      </w:pPr>
+      <w:r>
+        <w:rPr>
+          <w:sz w:val="20"/>
+        </w:rPr>
+        <w:t xml:space="preserve">13. </w:t>
+      </w:r>
+      <w:hyperlink r:id="rId23">
+        <w:r>
+          <w:rPr>
+            <w:rStyle w:val="Hyperlink"/>
+            <w:rFonts w:eastAsia="微软雅黑" w:ascii="微软雅黑" w:hAnsi="微软雅黑"/>
+          </w:rPr>
+          <w:t>Linking diet to acne metabolomics, inflammation, and comedogenesis: an update (Melnik BC, PMID 26203267)</w:t>
+        </w:r>
+      </w:hyperlink>
+      <w:r>
+        <w:rPr>
+          <w:rFonts w:ascii="微软雅黑" w:hAnsi="微软雅黑" w:eastAsia="微软雅黑"/>
+          <w:color w:val="595959"/>
+          <w:sz w:val="18"/>
+        </w:rPr>
+        <w:t xml:space="preserve">  https://pubmed.gov/26203267/</w:t>
+      </w:r>
+    </w:p>
+    <w:p>
+      <w:pPr>
+        <w:pStyle w:val="ListNumber"/>
+        <w:spacing w:after="40"/>
+      </w:pPr>
+      <w:r>
+        <w:rPr>
+          <w:sz w:val="20"/>
+        </w:rPr>
+        <w:t xml:space="preserve">14. </w:t>
+      </w:r>
+      <w:hyperlink r:id="rId24">
+        <w:r>
+          <w:rPr>
+            <w:rStyle w:val="Hyperlink"/>
+            <w:rFonts w:eastAsia="微软雅黑" w:ascii="微软雅黑" w:hAnsi="微软雅黑"/>
+          </w:rPr>
+          <w:t>The Role and Benefits of Dermocosmetics in Acne Management in Japan (PMC10307753)</w:t>
+        </w:r>
+      </w:hyperlink>
+      <w:r>
+        <w:rPr>
+          <w:rFonts w:ascii="微软雅黑" w:hAnsi="微软雅黑" w:eastAsia="微软雅黑"/>
+          <w:color w:val="595959"/>
+          <w:sz w:val="18"/>
+        </w:rPr>
+        <w:t xml:space="preserve">  https://pmc.ncbi.nlm.nih.gov/articles/PMC10307753/</w:t>
+      </w:r>
+    </w:p>
+    <w:p>
+      <w:pPr>
+        <w:pStyle w:val="ListNumber"/>
+        <w:spacing w:after="40"/>
+      </w:pPr>
+      <w:r>
+        <w:rPr>
+          <w:sz w:val="20"/>
+        </w:rPr>
+        <w:t xml:space="preserve">15. </w:t>
+      </w:r>
+      <w:hyperlink r:id="rId25">
+        <w:r>
+          <w:rPr>
+            <w:rStyle w:val="Hyperlink"/>
+            <w:rFonts w:eastAsia="微软雅黑" w:ascii="微软雅黑" w:hAnsi="微软雅黑"/>
+          </w:rPr>
+          <w:t>Acne Vulgaris: Advances in Pathogenesis and Innovations in Therapeutic Strategies (IMAJ 2025;27:424-428)</w:t>
+        </w:r>
+      </w:hyperlink>
+      <w:r>
+        <w:rPr>
+          <w:rFonts w:ascii="微软雅黑" w:hAnsi="微软雅黑" w:eastAsia="微软雅黑"/>
+          <w:color w:val="595959"/>
+          <w:sz w:val="18"/>
+        </w:rPr>
+        <w:t xml:space="preserve">  https://ima-files.s3.amazonaws.com/760632_40a80eb4-031e-40e3-b710-7c0ab8eb699d.pdf</w:t>
+      </w:r>
+    </w:p>
+    <w:p>
+      <w:pPr>
+        <w:pStyle w:val="ListNumber"/>
+        <w:spacing w:after="40"/>
+      </w:pPr>
+      <w:r>
+        <w:rPr>
+          <w:sz w:val="20"/>
+        </w:rPr>
+        <w:t xml:space="preserve">16. </w:t>
+      </w:r>
+      <w:hyperlink r:id="rId26">
+        <w:r>
+          <w:rPr>
+            <w:rStyle w:val="Hyperlink"/>
+            <w:rFonts w:eastAsia="微软雅黑" w:ascii="微软雅黑" w:hAnsi="微软雅黑"/>
+          </w:rPr>
+          <w:t>国家药品监督管理局 2026 年第 6 号公告附件：化妆品限用组分表（水杨酸限量）</w:t>
+        </w:r>
+      </w:hyperlink>
+      <w:r>
+        <w:rPr>
+          <w:rFonts w:ascii="微软雅黑" w:hAnsi="微软雅黑" w:eastAsia="微软雅黑"/>
+          <w:color w:val="595959"/>
+          <w:sz w:val="18"/>
+        </w:rPr>
+        <w:t xml:space="preserve">  https://www.nmpa.gov.cn/directory/web/nmpa/images/1768200916050068525.docx</w:t>
+      </w:r>
+    </w:p>
+    <w:p>
+      <w:pPr>
+        <w:pStyle w:val="ListNumber"/>
+        <w:spacing w:after="40"/>
+      </w:pPr>
+      <w:r>
+        <w:rPr>
+          <w:sz w:val="20"/>
+        </w:rPr>
+        <w:t xml:space="preserve">17. </w:t>
+      </w:r>
+      <w:hyperlink r:id="rId27">
+        <w:r>
+          <w:rPr>
+            <w:rStyle w:val="Hyperlink"/>
+            <w:rFonts w:eastAsia="微软雅黑" w:ascii="微软雅黑" w:hAnsi="微软雅黑"/>
+          </w:rPr>
+          <w:t>人民日报：此「酸」非彼「酸」，安全用酸不走极端（化妆品 vs 医疗刷酸的边界）</w:t>
+        </w:r>
+      </w:hyperlink>
+      <w:r>
+        <w:rPr>
+          <w:rFonts w:ascii="微软雅黑" w:hAnsi="微软雅黑" w:eastAsia="微软雅黑"/>
+          <w:color w:val="595959"/>
+          <w:sz w:val="18"/>
+        </w:rPr>
+        <w:t xml:space="preserve">  https://www.peopleapp.com/rmharticle/30023838740</w:t>
+      </w:r>
+    </w:p>
+    <w:p>
+      <w:pPr>
+        <w:pStyle w:val="ListNumber"/>
+        <w:spacing w:after="40"/>
+      </w:pPr>
+      <w:r>
+        <w:rPr>
+          <w:sz w:val="20"/>
+        </w:rPr>
+        <w:t xml:space="preserve">18. </w:t>
+      </w:r>
+      <w:hyperlink r:id="rId28">
+        <w:r>
+          <w:rPr>
+            <w:rStyle w:val="Hyperlink"/>
+            <w:rFonts w:eastAsia="微软雅黑" w:ascii="微软雅黑" w:hAnsi="微软雅黑"/>
+          </w:rPr>
+          <w:t>人民日报：刷酸美容前，最好看完这篇再决定（果酸/水杨酸/壬二酸限量与标注要求）</w:t>
+        </w:r>
+      </w:hyperlink>
+      <w:r>
+        <w:rPr>
+          <w:rFonts w:ascii="微软雅黑" w:hAnsi="微软雅黑" w:eastAsia="微软雅黑"/>
+          <w:color w:val="595959"/>
+          <w:sz w:val="18"/>
+        </w:rPr>
+        <w:t xml:space="preserve">  https://www.peopleapp.com/rmharticle/30025099111</w:t>
+      </w:r>
+    </w:p>
+    <w:p>
+      <w:pPr>
+        <w:pStyle w:val="ListNumber"/>
+        <w:spacing w:after="40"/>
+      </w:pPr>
+      <w:r>
+        <w:rPr>
+          <w:sz w:val="20"/>
+        </w:rPr>
+        <w:t xml:space="preserve">19. </w:t>
+      </w:r>
+      <w:hyperlink r:id="rId29">
+        <w:r>
+          <w:rPr>
+            <w:rStyle w:val="Hyperlink"/>
+            <w:rFonts w:eastAsia="微软雅黑" w:ascii="微软雅黑" w:hAnsi="微软雅黑"/>
+          </w:rPr>
+          <w:t>中国质量新闻网：某祛痘凝胶「水杨酸」检测不合格案例（1.7% vs 标准值 ≤0.5%）</w:t>
+        </w:r>
+      </w:hyperlink>
+      <w:r>
+        <w:rPr>
+          <w:rFonts w:ascii="微软雅黑" w:hAnsi="微软雅黑" w:eastAsia="微软雅黑"/>
+          <w:color w:val="595959"/>
+          <w:sz w:val="18"/>
+        </w:rPr>
+        <w:t xml:space="preserve">  https://m.cqn.com.cn/ms/content/2023-12/05/content_9006641.htm</w:t>
+      </w:r>
+    </w:p>
+    <w:p>
+      <w:pPr>
+        <w:pStyle w:val="ListNumber"/>
+        <w:spacing w:after="40"/>
+      </w:pPr>
+      <w:r>
+        <w:rPr>
+          <w:sz w:val="20"/>
+        </w:rPr>
+        <w:t xml:space="preserve">20. </w:t>
+      </w:r>
+      <w:hyperlink r:id="rId30">
+        <w:r>
+          <w:rPr>
+            <w:rStyle w:val="Hyperlink"/>
+            <w:rFonts w:eastAsia="微软雅黑" w:ascii="微软雅黑" w:hAnsi="微软雅黑"/>
+          </w:rPr>
+          <w:t>中国香化协会发布《化妆品祛痘功效人体测试方法》团体标准（华西医院牵头，≥30人、≥4周，4中心221人次验证）</w:t>
+        </w:r>
+      </w:hyperlink>
+      <w:r>
+        <w:rPr>
+          <w:rFonts w:ascii="微软雅黑" w:hAnsi="微软雅黑" w:eastAsia="微软雅黑"/>
+          <w:color w:val="595959"/>
+          <w:sz w:val="18"/>
+        </w:rPr>
+        <w:t xml:space="preserve">  https://www.sohu.com/a/738278358_121117467</w:t>
+      </w:r>
+    </w:p>
+    <w:p>
+      <w:pPr>
+        <w:pStyle w:val="ListNumber"/>
+        <w:spacing w:after="40"/>
+      </w:pPr>
+      <w:r>
+        <w:rPr>
+          <w:sz w:val="20"/>
+        </w:rPr>
+        <w:t xml:space="preserve">21. </w:t>
+      </w:r>
+      <w:hyperlink r:id="rId31">
+        <w:r>
+          <w:rPr>
+            <w:rStyle w:val="Hyperlink"/>
+            <w:rFonts w:eastAsia="微软雅黑" w:ascii="微软雅黑" w:hAnsi="微软雅黑"/>
+          </w:rPr>
+          <w:t>化妆品祛痘功效评估：科学验证背后的真相（评价维度：IGA/EGSS、皮损计数、Sebumeter、Mexameter、VISIA）</w:t>
+        </w:r>
+      </w:hyperlink>
+      <w:r>
+        <w:rPr>
+          <w:rFonts w:ascii="微软雅黑" w:hAnsi="微软雅黑" w:eastAsia="微软雅黑"/>
+          <w:color w:val="595959"/>
+          <w:sz w:val="18"/>
+        </w:rPr>
+        <w:t xml:space="preserve">  https://www.bjjcyjs.com/showinfo-1-3804-0.html</w:t>
+      </w:r>
+    </w:p>
+    <w:p>
+      <w:pPr>
+        <w:pStyle w:val="ListNumber"/>
+        <w:spacing w:after="40"/>
+      </w:pPr>
+      <w:r>
+        <w:rPr>
+          <w:sz w:val="20"/>
+        </w:rPr>
+        <w:t xml:space="preserve">22. </w:t>
+      </w:r>
+      <w:hyperlink r:id="rId32">
+        <w:r>
+          <w:rPr>
+            <w:rStyle w:val="Hyperlink"/>
+            <w:rFonts w:eastAsia="微软雅黑" w:ascii="微软雅黑" w:hAnsi="微软雅黑"/>
+          </w:rPr>
+          <w:t>《化妆品功效宣称评价规范》：祛痘等功效的四级证据层级要求</w:t>
+        </w:r>
+      </w:hyperlink>
+      <w:r>
+        <w:rPr>
+          <w:rFonts w:ascii="微软雅黑" w:hAnsi="微软雅黑" w:eastAsia="微软雅黑"/>
+          <w:color w:val="595959"/>
+          <w:sz w:val="18"/>
+        </w:rPr>
+        <w:t xml:space="preserve">  http://huayutest.com/zixun/93717.html</w:t>
+      </w:r>
+    </w:p>
+    <w:p>
+      <w:pPr>
+        <w:pStyle w:val="ListNumber"/>
+        <w:spacing w:after="40"/>
+      </w:pPr>
+      <w:r>
+        <w:rPr>
+          <w:sz w:val="20"/>
+        </w:rPr>
+        <w:t xml:space="preserve">23. </w:t>
+      </w:r>
+      <w:hyperlink r:id="rId33">
+        <w:r>
+          <w:rPr>
+            <w:rStyle w:val="Hyperlink"/>
+            <w:rFonts w:eastAsia="微软雅黑" w:ascii="微软雅黑" w:hAnsi="微软雅黑"/>
+          </w:rPr>
+          <w:t>综述：用于皮肤微生物组调节的化妆品干预——当前策略与未来方向（益生菌/益生元/后生元/副益生元）</w:t>
+        </w:r>
+      </w:hyperlink>
+      <w:r>
+        <w:rPr>
+          <w:rFonts w:ascii="微软雅黑" w:hAnsi="微软雅黑" w:eastAsia="微软雅黑"/>
+          <w:color w:val="595959"/>
+          <w:sz w:val="18"/>
+        </w:rPr>
+        <w:t xml:space="preserve">  https://www.ebiotrade.com/newsf/2026-4/20260417000839757.htm</w:t>
+      </w:r>
+    </w:p>
+    <w:p>
+      <w:pPr>
+        <w:pStyle w:val="ListNumber"/>
+        <w:spacing w:after="40"/>
+      </w:pPr>
+      <w:r>
+        <w:rPr>
+          <w:sz w:val="20"/>
+        </w:rPr>
+        <w:t xml:space="preserve">24. </w:t>
+      </w:r>
+      <w:hyperlink r:id="rId34">
+        <w:r>
+          <w:rPr>
+            <w:rStyle w:val="Hyperlink"/>
+            <w:rFonts w:eastAsia="微软雅黑" w:ascii="微软雅黑" w:hAnsi="微软雅黑"/>
+          </w:rPr>
+          <w:t>中国香料香精化妆品工业协会：按肤质选对，调菌才有效（油痘肌优选后生元）</w:t>
+        </w:r>
+      </w:hyperlink>
+      <w:r>
+        <w:rPr>
+          <w:rFonts w:ascii="微软雅黑" w:hAnsi="微软雅黑" w:eastAsia="微软雅黑"/>
+          <w:color w:val="595959"/>
+          <w:sz w:val="18"/>
+        </w:rPr>
+        <w:t xml:space="preserve">  https://www.caffcimedia.com/feed/mbkRyxEa</w:t>
+      </w:r>
+    </w:p>
+    <w:p>
+      <w:pPr>
+        <w:pStyle w:val="ListNumber"/>
+        <w:spacing w:after="40"/>
+      </w:pPr>
+      <w:r>
+        <w:rPr>
+          <w:sz w:val="20"/>
+        </w:rPr>
+        <w:t xml:space="preserve">25. </w:t>
+      </w:r>
+      <w:hyperlink r:id="rId35">
+        <w:r>
+          <w:rPr>
+            <w:rStyle w:val="Hyperlink"/>
+            <w:rFonts w:eastAsia="微软雅黑" w:ascii="微软雅黑" w:hAnsi="微软雅黑"/>
+          </w:rPr>
+          <w:t>Bioferments &amp; Postbiotics: The Next Microbiome Frontier (Grand Ingredients 2026)</w:t>
+        </w:r>
+      </w:hyperlink>
+      <w:r>
+        <w:rPr>
+          <w:rFonts w:ascii="微软雅黑" w:hAnsi="微软雅黑" w:eastAsia="微软雅黑"/>
+          <w:color w:val="595959"/>
+          <w:sz w:val="18"/>
+        </w:rPr>
+        <w:t xml:space="preserve">  https://grandingredients.com/bioferments-postbiotics-2026/</w:t>
+      </w:r>
+    </w:p>
+    <w:p>
+      <w:pPr>
+        <w:pStyle w:val="ListNumber"/>
+        <w:spacing w:after="40"/>
+      </w:pPr>
+      <w:r>
+        <w:rPr>
+          <w:sz w:val="20"/>
+        </w:rPr>
+        <w:t xml:space="preserve">26. </w:t>
+      </w:r>
+      <w:hyperlink r:id="rId36">
+        <w:r>
+          <w:rPr>
+            <w:rStyle w:val="Hyperlink"/>
+            <w:rFonts w:eastAsia="微软雅黑" w:ascii="微软雅黑" w:hAnsi="微软雅黑"/>
+          </w:rPr>
+          <w:t>2026年7月大湾区祛痘产品核心技术分析总结：从控油抗炎、屏障修护到功效验证看行业升级方向</w:t>
+        </w:r>
+      </w:hyperlink>
+      <w:r>
+        <w:rPr>
+          <w:rFonts w:ascii="微软雅黑" w:hAnsi="微软雅黑" w:eastAsia="微软雅黑"/>
+          <w:color w:val="595959"/>
+          <w:sz w:val="18"/>
+        </w:rPr>
+        <w:t xml:space="preserve">  https://www.gsmc.org.cn/zuixinjishu/964.html</w:t>
+      </w:r>
+    </w:p>
+    <w:p>
+      <w:pPr>
+        <w:pStyle w:val="ListNumber"/>
+        <w:spacing w:after="40"/>
+      </w:pPr>
+      <w:r>
+        <w:rPr>
+          <w:sz w:val="20"/>
+        </w:rPr>
+        <w:t xml:space="preserve">27. </w:t>
+      </w:r>
+      <w:hyperlink r:id="rId37">
+        <w:r>
+          <w:rPr>
+            <w:rStyle w:val="Hyperlink"/>
+            <w:rFonts w:eastAsia="微软雅黑" w:ascii="微软雅黑" w:hAnsi="微软雅黑"/>
+          </w:rPr>
+          <w:t>Acne &amp; Blemish Skincare Trends 2026 — BHA, Azelaic Acid, Microbiome（Gravel AI 品类追踪）</w:t>
+        </w:r>
+      </w:hyperlink>
+      <w:r>
+        <w:rPr>
+          <w:rFonts w:ascii="微软雅黑" w:hAnsi="微软雅黑" w:eastAsia="微软雅黑"/>
+          <w:color w:val="595959"/>
+          <w:sz w:val="18"/>
+        </w:rPr>
+        <w:t xml:space="preserve">  https://gravelai.com/blog/acne-blemish-skincare-trends-2026</w:t>
+      </w:r>
+    </w:p>
+    <w:p>
+      <w:pPr>
+        <w:pStyle w:val="ListNumber"/>
+        <w:spacing w:after="40"/>
+      </w:pPr>
+      <w:r>
+        <w:rPr>
+          <w:sz w:val="20"/>
+        </w:rPr>
+        <w:t xml:space="preserve">28. </w:t>
+      </w:r>
+      <w:hyperlink r:id="rId38">
+        <w:r>
+          <w:rPr>
+            <w:rStyle w:val="Hyperlink"/>
+            <w:rFonts w:eastAsia="微软雅黑" w:ascii="微软雅黑" w:hAnsi="微软雅黑"/>
+          </w:rPr>
+          <w:t>New Acne Products Focus on Skin Health — 2026 市场规模、成分创新与 search 增长数据</w:t>
+        </w:r>
+      </w:hyperlink>
+      <w:r>
+        <w:rPr>
+          <w:rFonts w:ascii="微软雅黑" w:hAnsi="微软雅黑" w:eastAsia="微软雅黑"/>
+          <w:color w:val="595959"/>
+          <w:sz w:val="18"/>
+        </w:rPr>
+        <w:t xml:space="preserve">  https://acneadvocate.com?p=11462/</w:t>
+      </w:r>
+    </w:p>
+    <w:p>
+      <w:pPr>
+        <w:pStyle w:val="ListNumber"/>
+        <w:spacing w:after="40"/>
+      </w:pPr>
+      <w:r>
+        <w:rPr>
+          <w:rFonts w:ascii="微软雅黑" w:hAnsi="微软雅黑" w:eastAsia="微软雅黑"/>
+          <w:sz w:val="20"/>
+        </w:rPr>
+        <w:t>29. 董银卯《化妆品配方设计6步》（理论锚点，书籍）</w:t>
+      </w:r>
+    </w:p>
+    <w:p>
+      <w:pPr>
+        <w:pStyle w:val="ListNumber"/>
+        <w:spacing w:after="40"/>
+      </w:pPr>
+      <w:r>
+        <w:rPr>
+          <w:rFonts w:ascii="微软雅黑" w:hAnsi="微软雅黑" w:eastAsia="微软雅黑"/>
+          <w:sz w:val="20"/>
+        </w:rPr>
+        <w:t>30. 刘玮《皮肤科学与化妆品功效评价》（理论锚点，书籍）</w:t>
+      </w:r>
+    </w:p>
+    <w:p>
+      <w:pPr>
+        <w:pStyle w:val="ListNumber"/>
+        <w:spacing w:after="40"/>
+      </w:pPr>
+      <w:r>
+        <w:rPr>
+          <w:rFonts w:ascii="微软雅黑" w:hAnsi="微软雅黑" w:eastAsia="微软雅黑"/>
+          <w:sz w:val="20"/>
+        </w:rPr>
+        <w:t>31. Cosmeceuticals &amp; Handbook of Cosmetic Science and Technology（理论锚点，书籍）</w:t>
       </w:r>
     </w:p>
     <w:sectPr>
